--- a/tests/doc_listo.docx
+++ b/tests/doc_listo.docx
@@ -24,23 +24,8 @@
           <w:lang w:val="es-MX"/>
         </w:rPr>
       </w:pPr>
-      <w:r>
-        <w:rPr>
-          <w:lang w:val="es-MX"/>
-        </w:rPr>
-      </w:r>
       <w:proofErr w:type="spellStart"/>
-      <w:r>
-        <w:rPr>
-          <w:lang w:val="es-MX"/>
-        </w:rPr>
-      </w:r>
       <w:proofErr w:type="spellEnd"/>
-      <w:r>
-        <w:rPr>
-          <w:lang w:val="es-MX"/>
-        </w:rPr>
-      </w:r>
       <w:r>
         <w:rPr/>
         <w:t>Estimado: BelloDev</w:t>
@@ -59,47 +44,10 @@
           <w:lang w:val="es-MX"/>
         </w:rPr>
       </w:pPr>
-      <w:r>
-        <w:rPr>
-          <w:lang w:val="es-MX"/>
-        </w:rPr>
-      </w:r>
-      <w:r>
-        <w:rPr>
-          <w:b/>
-          <w:bCs/>
-          <w:lang w:val="es-MX"/>
-        </w:rPr>
-      </w:r>
-      <w:r>
-        <w:rPr>
-          <w:lang w:val="es-MX"/>
-        </w:rPr>
-      </w:r>
       <w:proofErr w:type="spellStart"/>
-      <w:r>
-        <w:rPr>
-          <w:lang w:val="es-MX"/>
-        </w:rPr>
-      </w:r>
       <w:proofErr w:type="spellEnd"/>
-      <w:r>
-        <w:rPr>
-          <w:lang w:val="es-MX"/>
-        </w:rPr>
-      </w:r>
       <w:proofErr w:type="spellStart"/>
-      <w:r>
-        <w:rPr>
-          <w:lang w:val="es-MX"/>
-        </w:rPr>
-      </w:r>
       <w:proofErr w:type="spellEnd"/>
-      <w:r>
-        <w:rPr>
-          <w:lang w:val="es-MX"/>
-        </w:rPr>
-      </w:r>
       <w:r>
         <w:rPr/>
         <w:t xml:space="preserve">Ud. fue </w:t>
@@ -269,6 +217,7 @@
     </w:p>
     <w:p>
       <w:pPr>
+        <w:pStyle w:val="Figura"/>
         <w:spacing w:line="240" w:lineRule="auto"/>
         <w:jc w:val="center"/>
         <w:rPr>
@@ -279,21 +228,50 @@
         <w:rPr>
           <w:lang w:val="es-MX"/>
         </w:rPr>
-        <w:t>&lt;&lt;</w:t>
+        <w:drawing>
+          <wp:inline xmlns:a="http://schemas.openxmlformats.org/drawingml/2006/main" xmlns:pic="http://schemas.openxmlformats.org/drawingml/2006/picture">
+            <wp:extent cx="1828800" cy="2305878"/>
+            <wp:docPr id="1" name="Picture 1"/>
+            <wp:cNvGraphicFramePr>
+              <a:graphicFrameLocks noChangeAspect="1"/>
+            </wp:cNvGraphicFramePr>
+            <a:graphic>
+              <a:graphicData uri="http://schemas.openxmlformats.org/drawingml/2006/picture">
+                <pic:pic>
+                  <pic:nvPicPr>
+                    <pic:cNvPr id="0" name="fig_sec_1_1.jpg"/>
+                    <pic:cNvPicPr/>
+                  </pic:nvPicPr>
+                  <pic:blipFill>
+                    <a:blip r:embed="rId8"/>
+                    <a:stretch>
+                      <a:fillRect/>
+                    </a:stretch>
+                  </pic:blipFill>
+                  <pic:spPr>
+                    <a:xfrm>
+                      <a:off x="0" y="0"/>
+                      <a:ext cx="1828800" cy="2305878"/>
+                    </a:xfrm>
+                    <a:prstGeom prst="rect"/>
+                  </pic:spPr>
+                </pic:pic>
+              </a:graphicData>
+            </a:graphic>
+          </wp:inline>
+        </w:drawing>
       </w:r>
       <w:proofErr w:type="spellStart"/>
       <w:r>
         <w:rPr>
           <w:lang w:val="es-MX"/>
         </w:rPr>
-        <w:t>fig_sin_titulo</w:t>
       </w:r>
       <w:proofErr w:type="spellEnd"/>
       <w:r>
         <w:rPr>
           <w:lang w:val="es-MX"/>
         </w:rPr>
-        <w:t>&gt;&gt;</w:t>
       </w:r>
     </w:p>
     <w:p>
@@ -343,25 +321,41 @@
         <w:rPr>
           <w:lang w:val="es-MX"/>
         </w:rPr>
-        <w:t>Ahora sigue insertar la &lt;&lt;</w:t>
       </w:r>
       <w:proofErr w:type="spellStart"/>
       <w:r>
         <w:rPr>
           <w:lang w:val="es-MX"/>
         </w:rPr>
-        <w:t>reffigura_con_titulo</w:t>
       </w:r>
       <w:proofErr w:type="spellEnd"/>
       <w:r>
         <w:rPr>
           <w:lang w:val="es-MX"/>
         </w:rPr>
-        <w:t>&gt;&gt; la cual genera su título por el código.</w:t>
-      </w:r>
-    </w:p>
-    <w:p>
-      <w:pPr>
+      </w:r>
+      <w:r>
+        <w:t xml:space="preserve">Ahora sigue insertar la </w:t>
+      </w:r>
+      <w:r>
+        <w:t xml:space="preserve">Figura </w:t>
+      </w:r>
+      <w:r>
+        <w:fldChar w:fldCharType="begin"/>
+        <w:instrText xml:space="preserve"> REF &lt;&lt;RefFigura_con_titulo&gt;&gt; \h </w:instrText>
+        <w:fldChar w:fldCharType="separate"/>
+        <w:r>
+          <w:t>XX</w:t>
+        </w:r>
+        <w:fldChar w:fldCharType="end"/>
+      </w:r>
+      <w:r>
+        <w:t xml:space="preserve"> la cual genera su título por el código.</w:t>
+      </w:r>
+    </w:p>
+    <w:p>
+      <w:pPr>
+        <w:pStyle w:val="Figura"/>
         <w:spacing w:line="240" w:lineRule="auto"/>
         <w:jc w:val="center"/>
         <w:rPr>
@@ -372,137 +366,225 @@
         <w:rPr>
           <w:lang w:val="es-MX"/>
         </w:rPr>
-        <w:t>&lt;&lt;</w:t>
+        <w:drawing>
+          <wp:inline xmlns:a="http://schemas.openxmlformats.org/drawingml/2006/main" xmlns:pic="http://schemas.openxmlformats.org/drawingml/2006/picture">
+            <wp:extent cx="1828800" cy="2305878"/>
+            <wp:docPr id="2" name="Picture 2"/>
+            <wp:cNvGraphicFramePr>
+              <a:graphicFrameLocks noChangeAspect="1"/>
+            </wp:cNvGraphicFramePr>
+            <a:graphic>
+              <a:graphicData uri="http://schemas.openxmlformats.org/drawingml/2006/picture">
+                <pic:pic>
+                  <pic:nvPicPr>
+                    <pic:cNvPr id="0" name="fig_sec_1_1.jpg"/>
+                    <pic:cNvPicPr/>
+                  </pic:nvPicPr>
+                  <pic:blipFill>
+                    <a:blip r:embed="rId8"/>
+                    <a:stretch>
+                      <a:fillRect/>
+                    </a:stretch>
+                  </pic:blipFill>
+                  <pic:spPr>
+                    <a:xfrm>
+                      <a:off x="0" y="0"/>
+                      <a:ext cx="1828800" cy="2305878"/>
+                    </a:xfrm>
+                    <a:prstGeom prst="rect"/>
+                  </pic:spPr>
+                </pic:pic>
+              </a:graphicData>
+            </a:graphic>
+          </wp:inline>
+        </w:drawing>
       </w:r>
       <w:proofErr w:type="spellStart"/>
       <w:r>
         <w:rPr>
           <w:lang w:val="es-MX"/>
         </w:rPr>
-        <w:t>fig_con_titulo</w:t>
       </w:r>
       <w:proofErr w:type="spellEnd"/>
       <w:r>
         <w:rPr>
           <w:lang w:val="es-MX"/>
         </w:rPr>
-        <w:t>&gt;&gt;</w:t>
-      </w:r>
-    </w:p>
+      </w:r>
+    </w:p>
+    <w:p>
+      <w:pPr>
+        <w:pStyle w:val="Carcentrado"/>
+      </w:pPr>
+      <w:r>
+        <w:t xml:space="preserve">Figura </w:t>
+      </w:r>
+      <w:bookmarkStart w:id="5080" w:name="&lt;&lt;RefFigura_con_titulo&gt;&gt;"/>
+      <w:r>
+        <w:fldChar w:fldCharType="begin"/>
+      </w:r>
+      <w:r>
+        <w:instrText xml:space="preserve"> SEQ Figura \* ARABIC </w:instrText>
+      </w:r>
+      <w:r>
+        <w:fldChar w:fldCharType="separate"/>
+      </w:r>
+      <w:r>
+        <w:t>1</w:t>
+      </w:r>
+      <w:r>
+        <w:fldChar w:fldCharType="end"/>
+      </w:r>
+      <w:bookmarkEnd w:id="5080"/>
+      <w:r>
+        <w:t xml:space="preserve">. Se ve la carita de una niña</w:t>
+      </w:r>
+    </w:p>
+    <w:p/>
     <w:p>
       <w:pPr>
         <w:spacing w:line="240" w:lineRule="auto"/>
         <w:rPr>
-          <w:lang w:val="es-MX"/>
-        </w:rPr>
-      </w:pPr>
-      <w:r>
-        <w:rPr>
-          <w:lang w:val="es-MX"/>
-        </w:rPr>
-        <w:t xml:space="preserve">Recuerda que la </w:t>
+          <w:u w:val="single"/>
+          <w:lang w:val="es-MX"/>
+        </w:rPr>
+      </w:pPr>
+      <w:r>
+        <w:rPr>
+          <w:lang w:val="es-MX"/>
+        </w:rPr>
       </w:r>
       <w:proofErr w:type="spellStart"/>
       <w:r>
         <w:rPr>
           <w:lang w:val="es-MX"/>
         </w:rPr>
-        <w:t>la</w:t>
       </w:r>
       <w:proofErr w:type="spellEnd"/>
       <w:r>
         <w:rPr>
           <w:lang w:val="es-MX"/>
         </w:rPr>
-        <w:t xml:space="preserve"> variable que lleva la figura debe tener el “mismo” nombre que la referencia. El iniciador de la figura es </w:t>
-      </w:r>
-      <w:r>
-        <w:rPr>
-          <w:lang w:val="es-MX"/>
-        </w:rPr>
-        <w:t>&lt;&lt;</w:t>
+      </w:r>
+      <w:r>
+        <w:rPr>
+          <w:lang w:val="es-MX"/>
+        </w:rPr>
       </w:r>
       <w:proofErr w:type="spellStart"/>
       <w:r>
         <w:rPr>
           <w:lang w:val="es-MX"/>
         </w:rPr>
-        <w:t>fig</w:t>
       </w:r>
       <w:proofErr w:type="spellEnd"/>
       <w:r>
         <w:rPr>
           <w:lang w:val="es-MX"/>
         </w:rPr>
-        <w:t xml:space="preserve">_ y </w:t>
       </w:r>
       <w:proofErr w:type="spellStart"/>
       <w:r>
         <w:rPr>
           <w:lang w:val="es-MX"/>
         </w:rPr>
-        <w:t>lueg</w:t>
       </w:r>
       <w:proofErr w:type="spellEnd"/>
       <w:r>
         <w:rPr>
           <w:lang w:val="es-MX"/>
         </w:rPr>
-        <w:t xml:space="preserve"> sigue “</w:t>
       </w:r>
       <w:proofErr w:type="spellStart"/>
       <w:r>
         <w:rPr>
           <w:lang w:val="es-MX"/>
         </w:rPr>
-        <w:t>nombredelafigura</w:t>
       </w:r>
       <w:proofErr w:type="spellEnd"/>
       <w:r>
         <w:rPr>
           <w:lang w:val="es-MX"/>
         </w:rPr>
-        <w:t xml:space="preserve">”, ese mismo nombre considerando mayúsculas y minúsculas debe estar en la referencia; pero la referencia inicia con </w:t>
-      </w:r>
-      <w:r>
-        <w:rPr>
-          <w:lang w:val="es-MX"/>
-        </w:rPr>
-        <w:t>&lt;</w:t>
-      </w:r>
-      <w:r>
-        <w:rPr>
-          <w:lang w:val="es-MX"/>
-        </w:rPr>
-        <w:t>&lt;</w:t>
+      </w:r>
+      <w:r>
+        <w:rPr>
+          <w:lang w:val="es-MX"/>
+        </w:rPr>
+      </w:r>
+      <w:r>
+        <w:rPr>
+          <w:lang w:val="es-MX"/>
+        </w:rPr>
       </w:r>
       <w:proofErr w:type="spellStart"/>
       <w:r>
         <w:rPr>
           <w:lang w:val="es-MX"/>
         </w:rPr>
-        <w:t>reffigura</w:t>
       </w:r>
       <w:proofErr w:type="spellEnd"/>
       <w:r>
         <w:rPr>
           <w:lang w:val="es-MX"/>
         </w:rPr>
-        <w:t>_ luego sigue “</w:t>
       </w:r>
       <w:proofErr w:type="spellStart"/>
       <w:r>
         <w:rPr>
           <w:lang w:val="es-MX"/>
         </w:rPr>
-        <w:t>nombredelafigura</w:t>
       </w:r>
       <w:proofErr w:type="spellEnd"/>
       <w:r>
         <w:rPr>
           <w:lang w:val="es-MX"/>
         </w:rPr>
-        <w:t>”.</w:t>
+      </w:r>
+      <w:r>
+        <w:rPr>
+          <w:lang w:val="es-MX"/>
+        </w:rPr>
+      </w:r>
+      <w:r>
+        <w:rPr>
+          <w:lang w:val="es-MX"/>
+        </w:rPr>
+      </w:r>
+      <w:proofErr w:type="spellStart"/>
+      <w:r>
+        <w:rPr>
+          <w:lang w:val="es-MX"/>
+        </w:rPr>
+      </w:r>
+      <w:proofErr w:type="spellEnd"/>
+      <w:r>
+        <w:rPr>
+          <w:lang w:val="es-MX"/>
+        </w:rPr>
+      </w:r>
+      <w:r>
+        <w:rPr>
+          <w:lang w:val="es-MX"/>
+        </w:rPr>
+      </w:r>
+      <w:r>
+        <w:t xml:space="preserve">Recuerda que la la variable que lleva la figura debe tener el “mismo” nombre que la referencia. El iniciador de la figura es &lt;&lt;fig_ y lueg sigue “nombredelafigura”, ese mismo nombre considerando mayúsculas y minúsculas debe estar en la referencia; pero la referencia inicia con &lt;&lt;reffigura_ luego sigue “nombredelafigura”. Puedes ver a lo que me refiero con esta referencia </w:t>
+      </w:r>
+      <w:r>
+        <w:t xml:space="preserve">Figura </w:t>
+      </w:r>
+      <w:r>
+        <w:fldChar w:fldCharType="begin"/>
+        <w:instrText xml:space="preserve"> REF &lt;&lt;RefFigura_con_titulo&gt;&gt; \h </w:instrText>
+        <w:fldChar w:fldCharType="separate"/>
+        <w:r>
+          <w:t>XX</w:t>
+        </w:r>
+        <w:fldChar w:fldCharType="end"/>
+      </w:r>
+      <w:r>
+        <w:t>.</w:t>
       </w:r>
     </w:p>
     <w:p>
@@ -550,7 +632,7 @@
       <w:r>
         <w:t xml:space="preserve">Tabla </w:t>
       </w:r>
-      <w:bookmarkStart w:id="668775" w:name="RefTabla_Resultados_1"/>
+      <w:bookmarkStart w:id="56437" w:name="RefTabla_Resultados_1"/>
       <w:r>
         <w:fldChar w:fldCharType="begin"/>
       </w:r>
@@ -566,7 +648,7 @@
       <w:r>
         <w:fldChar w:fldCharType="end"/>
       </w:r>
-      <w:bookmarkEnd w:id="668775"/>
+      <w:bookmarkEnd w:id="56437"/>
       <w:r>
         <w:t xml:space="preserve">. Resultados del análisis</w:t>
       </w:r>
@@ -745,7 +827,7 @@
         <w:pStyle w:val="subtitulo"/>
       </w:pPr>
       <w:r>
-        <w:t>&lt;&lt;titulo_1&gt;&gt;</w:t>
+        <w:t>Resultados de la sección 1.</w:t>
       </w:r>
       <w:proofErr w:type="spellStart"/>
       <w:r/>
@@ -759,7 +841,7 @@
     <w:p>
       <w:pPr/>
       <w:r>
-        <w:t>&lt;&lt;contenido_1&gt;&gt;</w:t>
+        <w:t>En esta sección se muestran los resultados obtenidos en el experimento 1.</w:t>
       </w:r>
     </w:p>
     <w:p>
@@ -769,7 +851,7 @@
     <w:p>
       <w:pPr/>
       <w:r>
-        <w:t>&lt;&lt;contenido_1_parte2&gt;&gt;</w:t>
+        <w:t>Además, se observa que los resultados son consistentes con lo esperado.</w:t>
       </w:r>
     </w:p>
     <w:p>
@@ -778,8 +860,36 @@
     </w:p>
     <w:p>
       <w:pPr/>
-      <w:r>
-        <w:t>De la &lt;&lt;reffigura_sec_1&gt;&gt; se muestran resultados interesantes.</w:t>
+      <w:r/>
+      <w:r>
+        <w:t xml:space="preserve">De la </w:t>
+      </w:r>
+      <w:r>
+        <w:t xml:space="preserve">Figura </w:t>
+      </w:r>
+      <w:r>
+        <w:fldChar w:fldCharType="begin"/>
+        <w:instrText xml:space="preserve"> REF &lt;&lt;RefFigura_sec_1_1&gt;&gt; \h </w:instrText>
+        <w:fldChar w:fldCharType="separate"/>
+        <w:r>
+          <w:t>XX</w:t>
+        </w:r>
+        <w:fldChar w:fldCharType="end"/>
+      </w:r>
+      <w:r>
+        <w:t xml:space="preserve"> a la </w:t>
+      </w:r>
+      <w:r>
+        <w:fldChar w:fldCharType="begin"/>
+        <w:instrText xml:space="preserve"> REF &lt;&lt;RefFigura_sec_1_3&gt;&gt; \h </w:instrText>
+        <w:fldChar w:fldCharType="separate"/>
+        <w:r>
+          <w:t>XX</w:t>
+        </w:r>
+        <w:fldChar w:fldCharType="end"/>
+      </w:r>
+      <w:r>
+        <w:t xml:space="preserve"> se muestran resultados interesantes.</w:t>
       </w:r>
     </w:p>
     <w:p>
@@ -787,17 +897,215 @@
       <w:r/>
     </w:p>
     <w:p>
-      <w:pPr/>
-      <w:r>
-        <w:t>&lt;&lt;fig_sec_1&gt;&gt;</w:t>
-      </w:r>
-    </w:p>
+      <w:pPr>
+        <w:pStyle w:val="Figura"/>
+      </w:pPr>
+      <w:r>
+        <w:drawing>
+          <wp:inline xmlns:a="http://schemas.openxmlformats.org/drawingml/2006/main" xmlns:pic="http://schemas.openxmlformats.org/drawingml/2006/picture">
+            <wp:extent cx="1828800" cy="2305878"/>
+            <wp:docPr id="3" name="Picture 3"/>
+            <wp:cNvGraphicFramePr>
+              <a:graphicFrameLocks noChangeAspect="1"/>
+            </wp:cNvGraphicFramePr>
+            <a:graphic>
+              <a:graphicData uri="http://schemas.openxmlformats.org/drawingml/2006/picture">
+                <pic:pic>
+                  <pic:nvPicPr>
+                    <pic:cNvPr id="0" name="fig_sec_1_1.jpg"/>
+                    <pic:cNvPicPr/>
+                  </pic:nvPicPr>
+                  <pic:blipFill>
+                    <a:blip r:embed="rId8"/>
+                    <a:stretch>
+                      <a:fillRect/>
+                    </a:stretch>
+                  </pic:blipFill>
+                  <pic:spPr>
+                    <a:xfrm>
+                      <a:off x="0" y="0"/>
+                      <a:ext cx="1828800" cy="2305878"/>
+                    </a:xfrm>
+                    <a:prstGeom prst="rect"/>
+                  </pic:spPr>
+                </pic:pic>
+              </a:graphicData>
+            </a:graphic>
+          </wp:inline>
+        </w:drawing>
+      </w:r>
+    </w:p>
+    <w:p>
+      <w:pPr>
+        <w:pStyle w:val="Carcentrado"/>
+      </w:pPr>
+      <w:r>
+        <w:t xml:space="preserve">Figura </w:t>
+      </w:r>
+      <w:bookmarkStart w:id="846228" w:name="&lt;&lt;RefFigura_sec_1_1&gt;&gt;"/>
+      <w:r>
+        <w:fldChar w:fldCharType="begin"/>
+      </w:r>
+      <w:r>
+        <w:instrText xml:space="preserve"> SEQ Figura \* ARABIC </w:instrText>
+      </w:r>
+      <w:r>
+        <w:fldChar w:fldCharType="separate"/>
+      </w:r>
+      <w:r>
+        <w:t>1</w:t>
+      </w:r>
+      <w:r>
+        <w:fldChar w:fldCharType="end"/>
+      </w:r>
+      <w:bookmarkEnd w:id="846228"/>
+      <w:r>
+        <w:t xml:space="preserve">. Momardo 1-1</w:t>
+      </w:r>
+    </w:p>
+    <w:p/>
+    <w:p>
+      <w:pPr>
+        <w:pStyle w:val="Figura"/>
+      </w:pPr>
+      <w:r>
+        <w:drawing>
+          <wp:inline xmlns:a="http://schemas.openxmlformats.org/drawingml/2006/main" xmlns:pic="http://schemas.openxmlformats.org/drawingml/2006/picture">
+            <wp:extent cx="1828800" cy="2133600"/>
+            <wp:docPr id="4" name="Picture 4"/>
+            <wp:cNvGraphicFramePr>
+              <a:graphicFrameLocks noChangeAspect="1"/>
+            </wp:cNvGraphicFramePr>
+            <a:graphic>
+              <a:graphicData uri="http://schemas.openxmlformats.org/drawingml/2006/picture">
+                <pic:pic>
+                  <pic:nvPicPr>
+                    <pic:cNvPr id="0" name="fig_sec_1_2.jpg"/>
+                    <pic:cNvPicPr/>
+                  </pic:nvPicPr>
+                  <pic:blipFill>
+                    <a:blip r:embed="rId9"/>
+                    <a:stretch>
+                      <a:fillRect/>
+                    </a:stretch>
+                  </pic:blipFill>
+                  <pic:spPr>
+                    <a:xfrm>
+                      <a:off x="0" y="0"/>
+                      <a:ext cx="1828800" cy="2133600"/>
+                    </a:xfrm>
+                    <a:prstGeom prst="rect"/>
+                  </pic:spPr>
+                </pic:pic>
+              </a:graphicData>
+            </a:graphic>
+          </wp:inline>
+        </w:drawing>
+      </w:r>
+    </w:p>
+    <w:p>
+      <w:pPr>
+        <w:pStyle w:val="Carcentrado"/>
+      </w:pPr>
+      <w:r>
+        <w:t xml:space="preserve">Figura </w:t>
+      </w:r>
+      <w:bookmarkStart w:id="530982" w:name="&lt;&lt;RefFigura_sec_1_2&gt;&gt;"/>
+      <w:r>
+        <w:fldChar w:fldCharType="begin"/>
+      </w:r>
+      <w:r>
+        <w:instrText xml:space="preserve"> SEQ Figura \* ARABIC </w:instrText>
+      </w:r>
+      <w:r>
+        <w:fldChar w:fldCharType="separate"/>
+      </w:r>
+      <w:r>
+        <w:t>1</w:t>
+      </w:r>
+      <w:r>
+        <w:fldChar w:fldCharType="end"/>
+      </w:r>
+      <w:bookmarkEnd w:id="530982"/>
+      <w:r>
+        <w:t xml:space="preserve">. Momardo 1-2</w:t>
+      </w:r>
+    </w:p>
+    <w:p/>
+    <w:p>
+      <w:pPr>
+        <w:pStyle w:val="Figura"/>
+      </w:pPr>
+      <w:r>
+        <w:drawing>
+          <wp:inline xmlns:a="http://schemas.openxmlformats.org/drawingml/2006/main" xmlns:pic="http://schemas.openxmlformats.org/drawingml/2006/picture">
+            <wp:extent cx="1828800" cy="2373549"/>
+            <wp:docPr id="5" name="Picture 5"/>
+            <wp:cNvGraphicFramePr>
+              <a:graphicFrameLocks noChangeAspect="1"/>
+            </wp:cNvGraphicFramePr>
+            <a:graphic>
+              <a:graphicData uri="http://schemas.openxmlformats.org/drawingml/2006/picture">
+                <pic:pic>
+                  <pic:nvPicPr>
+                    <pic:cNvPr id="0" name="fig_sec_1_3.jpg"/>
+                    <pic:cNvPicPr/>
+                  </pic:nvPicPr>
+                  <pic:blipFill>
+                    <a:blip r:embed="rId10"/>
+                    <a:stretch>
+                      <a:fillRect/>
+                    </a:stretch>
+                  </pic:blipFill>
+                  <pic:spPr>
+                    <a:xfrm>
+                      <a:off x="0" y="0"/>
+                      <a:ext cx="1828800" cy="2373549"/>
+                    </a:xfrm>
+                    <a:prstGeom prst="rect"/>
+                  </pic:spPr>
+                </pic:pic>
+              </a:graphicData>
+            </a:graphic>
+          </wp:inline>
+        </w:drawing>
+      </w:r>
+    </w:p>
+    <w:p>
+      <w:pPr>
+        <w:pStyle w:val="Carcentrado"/>
+      </w:pPr>
+      <w:r>
+        <w:t xml:space="preserve">Figura </w:t>
+      </w:r>
+      <w:bookmarkStart w:id="644517" w:name="&lt;&lt;RefFigura_sec_1_3&gt;&gt;"/>
+      <w:r>
+        <w:fldChar w:fldCharType="begin"/>
+      </w:r>
+      <w:r>
+        <w:instrText xml:space="preserve"> SEQ Figura \* ARABIC </w:instrText>
+      </w:r>
+      <w:r>
+        <w:fldChar w:fldCharType="separate"/>
+      </w:r>
+      <w:r>
+        <w:t>1</w:t>
+      </w:r>
+      <w:r>
+        <w:fldChar w:fldCharType="end"/>
+      </w:r>
+      <w:bookmarkEnd w:id="644517"/>
+      <w:r>
+        <w:t xml:space="preserve">. Momardo 1-3</w:t>
+      </w:r>
+    </w:p>
+    <w:p/>
     <w:p>
       <w:pPr>
         <w:pStyle w:val="subtitulo"/>
       </w:pPr>
       <w:r>
-        <w:t>&lt;&lt;titulo_2&gt;&gt;</w:t>
+        <w:t>Resultados de la sección 2.</w:t>
       </w:r>
     </w:p>
     <w:p>
@@ -807,7 +1115,7 @@
     <w:p>
       <w:pPr/>
       <w:r>
-        <w:t>&lt;&lt;contenido_2&gt;&gt;</w:t>
+        <w:t>En esta sección se muestran los resultados obtenidos en el experimento 2.</w:t>
       </w:r>
     </w:p>
     <w:p>
@@ -816,8 +1124,36 @@
     </w:p>
     <w:p>
       <w:pPr/>
-      <w:r>
-        <w:t>De la &lt;&lt;reffigura_sec_2&gt;&gt; se muestran más resultados interesantes.</w:t>
+      <w:r/>
+      <w:r>
+        <w:t xml:space="preserve">De la </w:t>
+      </w:r>
+      <w:r>
+        <w:t xml:space="preserve">Figura </w:t>
+      </w:r>
+      <w:r>
+        <w:fldChar w:fldCharType="begin"/>
+        <w:instrText xml:space="preserve"> REF &lt;&lt;RefFigura_sec_2_1&gt;&gt; \h </w:instrText>
+        <w:fldChar w:fldCharType="separate"/>
+        <w:r>
+          <w:t>XX</w:t>
+        </w:r>
+        <w:fldChar w:fldCharType="end"/>
+      </w:r>
+      <w:r>
+        <w:t xml:space="preserve"> a la </w:t>
+      </w:r>
+      <w:r>
+        <w:fldChar w:fldCharType="begin"/>
+        <w:instrText xml:space="preserve"> REF &lt;&lt;RefFigura_sec_2_3&gt;&gt; \h </w:instrText>
+        <w:fldChar w:fldCharType="separate"/>
+        <w:r>
+          <w:t>XX</w:t>
+        </w:r>
+        <w:fldChar w:fldCharType="end"/>
+      </w:r>
+      <w:r>
+        <w:t xml:space="preserve"> se muestran más resultados interesantes.</w:t>
       </w:r>
     </w:p>
     <w:p>
@@ -825,13 +1161,374 @@
       <w:r/>
     </w:p>
     <w:p>
-      <w:pPr/>
-      <w:r>
-        <w:t>&lt;&lt;fig_sec_2&gt;&gt;</w:t>
+      <w:pPr>
+        <w:pStyle w:val="Figura"/>
+      </w:pPr>
+      <w:r>
+        <w:drawing>
+          <wp:inline xmlns:a="http://schemas.openxmlformats.org/drawingml/2006/main" xmlns:pic="http://schemas.openxmlformats.org/drawingml/2006/picture">
+            <wp:extent cx="1828800" cy="1964267"/>
+            <wp:docPr id="6" name="Picture 6"/>
+            <wp:cNvGraphicFramePr>
+              <a:graphicFrameLocks noChangeAspect="1"/>
+            </wp:cNvGraphicFramePr>
+            <a:graphic>
+              <a:graphicData uri="http://schemas.openxmlformats.org/drawingml/2006/picture">
+                <pic:pic>
+                  <pic:nvPicPr>
+                    <pic:cNvPr id="0" name="fig_sec_2_1.jpg"/>
+                    <pic:cNvPicPr/>
+                  </pic:nvPicPr>
+                  <pic:blipFill>
+                    <a:blip r:embed="rId11"/>
+                    <a:stretch>
+                      <a:fillRect/>
+                    </a:stretch>
+                  </pic:blipFill>
+                  <pic:spPr>
+                    <a:xfrm>
+                      <a:off x="0" y="0"/>
+                      <a:ext cx="1828800" cy="1964267"/>
+                    </a:xfrm>
+                    <a:prstGeom prst="rect"/>
+                  </pic:spPr>
+                </pic:pic>
+              </a:graphicData>
+            </a:graphic>
+          </wp:inline>
+        </w:drawing>
+      </w:r>
+    </w:p>
+    <w:p>
+      <w:pPr>
+        <w:pStyle w:val="Carcentrado"/>
+      </w:pPr>
+      <w:r>
+        <w:t xml:space="preserve">Figura </w:t>
+      </w:r>
+      <w:bookmarkStart w:id="949275" w:name="&lt;&lt;RefFigura_sec_2_1&gt;&gt;"/>
+      <w:r>
+        <w:fldChar w:fldCharType="begin"/>
+      </w:r>
+      <w:r>
+        <w:instrText xml:space="preserve"> SEQ Figura \* ARABIC </w:instrText>
+      </w:r>
+      <w:r>
+        <w:fldChar w:fldCharType="separate"/>
+      </w:r>
+      <w:r>
+        <w:t>1</w:t>
+      </w:r>
+      <w:r>
+        <w:fldChar w:fldCharType="end"/>
+      </w:r>
+      <w:bookmarkEnd w:id="949275"/>
+      <w:r>
+        <w:t xml:space="preserve">. Momardo 2-1</w:t>
+      </w:r>
+    </w:p>
+    <w:p/>
+    <w:p>
+      <w:pPr>
+        <w:pStyle w:val="Figura"/>
+      </w:pPr>
+      <w:r>
+        <w:drawing>
+          <wp:inline xmlns:a="http://schemas.openxmlformats.org/drawingml/2006/main" xmlns:pic="http://schemas.openxmlformats.org/drawingml/2006/picture">
+            <wp:extent cx="1828800" cy="1033670"/>
+            <wp:docPr id="7" name="Picture 7"/>
+            <wp:cNvGraphicFramePr>
+              <a:graphicFrameLocks noChangeAspect="1"/>
+            </wp:cNvGraphicFramePr>
+            <a:graphic>
+              <a:graphicData uri="http://schemas.openxmlformats.org/drawingml/2006/picture">
+                <pic:pic>
+                  <pic:nvPicPr>
+                    <pic:cNvPr id="0" name="fig_sec_2_2.jpg"/>
+                    <pic:cNvPicPr/>
+                  </pic:nvPicPr>
+                  <pic:blipFill>
+                    <a:blip r:embed="rId12"/>
+                    <a:stretch>
+                      <a:fillRect/>
+                    </a:stretch>
+                  </pic:blipFill>
+                  <pic:spPr>
+                    <a:xfrm>
+                      <a:off x="0" y="0"/>
+                      <a:ext cx="1828800" cy="1033670"/>
+                    </a:xfrm>
+                    <a:prstGeom prst="rect"/>
+                  </pic:spPr>
+                </pic:pic>
+              </a:graphicData>
+            </a:graphic>
+          </wp:inline>
+        </w:drawing>
+      </w:r>
+    </w:p>
+    <w:p>
+      <w:pPr>
+        <w:pStyle w:val="Carcentrado"/>
+      </w:pPr>
+      <w:r>
+        <w:t xml:space="preserve">Figura </w:t>
+      </w:r>
+      <w:bookmarkStart w:id="528176" w:name="&lt;&lt;RefFigura_sec_2_2&gt;&gt;"/>
+      <w:r>
+        <w:fldChar w:fldCharType="begin"/>
+      </w:r>
+      <w:r>
+        <w:instrText xml:space="preserve"> SEQ Figura \* ARABIC </w:instrText>
+      </w:r>
+      <w:r>
+        <w:fldChar w:fldCharType="separate"/>
+      </w:r>
+      <w:r>
+        <w:t>1</w:t>
+      </w:r>
+      <w:r>
+        <w:fldChar w:fldCharType="end"/>
+      </w:r>
+      <w:bookmarkEnd w:id="528176"/>
+      <w:r>
+        <w:t xml:space="preserve">. Momardo 2-2</w:t>
+      </w:r>
+    </w:p>
+    <w:p/>
+    <w:p>
+      <w:pPr>
+        <w:pStyle w:val="Figura"/>
+      </w:pPr>
+      <w:r>
+        <w:drawing>
+          <wp:inline xmlns:a="http://schemas.openxmlformats.org/drawingml/2006/main" xmlns:pic="http://schemas.openxmlformats.org/drawingml/2006/picture">
+            <wp:extent cx="1828800" cy="1925053"/>
+            <wp:docPr id="8" name="Picture 8"/>
+            <wp:cNvGraphicFramePr>
+              <a:graphicFrameLocks noChangeAspect="1"/>
+            </wp:cNvGraphicFramePr>
+            <a:graphic>
+              <a:graphicData uri="http://schemas.openxmlformats.org/drawingml/2006/picture">
+                <pic:pic>
+                  <pic:nvPicPr>
+                    <pic:cNvPr id="0" name="fig_sec_2_3.jpg"/>
+                    <pic:cNvPicPr/>
+                  </pic:nvPicPr>
+                  <pic:blipFill>
+                    <a:blip r:embed="rId13"/>
+                    <a:stretch>
+                      <a:fillRect/>
+                    </a:stretch>
+                  </pic:blipFill>
+                  <pic:spPr>
+                    <a:xfrm>
+                      <a:off x="0" y="0"/>
+                      <a:ext cx="1828800" cy="1925053"/>
+                    </a:xfrm>
+                    <a:prstGeom prst="rect"/>
+                  </pic:spPr>
+                </pic:pic>
+              </a:graphicData>
+            </a:graphic>
+          </wp:inline>
+        </w:drawing>
+      </w:r>
+    </w:p>
+    <w:p>
+      <w:pPr>
+        <w:pStyle w:val="Carcentrado"/>
+      </w:pPr>
+      <w:r>
+        <w:t xml:space="preserve">Figura </w:t>
+      </w:r>
+      <w:bookmarkStart w:id="154465" w:name="&lt;&lt;RefFigura_sec_2_3&gt;&gt;"/>
+      <w:r>
+        <w:fldChar w:fldCharType="begin"/>
+      </w:r>
+      <w:r>
+        <w:instrText xml:space="preserve"> SEQ Figura \* ARABIC </w:instrText>
+      </w:r>
+      <w:r>
+        <w:fldChar w:fldCharType="separate"/>
+      </w:r>
+      <w:r>
+        <w:t>1</w:t>
+      </w:r>
+      <w:r>
+        <w:fldChar w:fldCharType="end"/>
+      </w:r>
+      <w:bookmarkEnd w:id="154465"/>
+      <w:r>
+        <w:t xml:space="preserve">. Momardo 2-3</w:t>
       </w:r>
     </w:p>
     <w:p/>
     <w:p/>
+    <w:p/>
+    <w:p>
+      <w:pPr>
+        <w:rPr>
+          <w:lang w:val="es-MX"/>
+        </w:rPr>
+      </w:pPr>
+      <w:r>
+        <w:t xml:space="preserve">Ahora, probaremos textos con estilos insertados. El día de </w:t>
+      </w:r>
+      <w:r>
+        <w:rPr>
+          <w:lang w:val="es-MX"/>
+        </w:rPr>
+        <w:t xml:space="preserve">03 de junio de 2026 tengo ganas de poner unas letras en </w:t>
+      </w:r>
+      <w:r>
+        <w:rPr>
+          <w:b/>
+          <w:bCs/>
+          <w:lang w:val="es-MX"/>
+        </w:rPr>
+        <w:t>negrita</w:t>
+      </w:r>
+      <w:r>
+        <w:rPr>
+          <w:lang w:val="es-MX"/>
+        </w:rPr>
+        <w:t xml:space="preserve"> y otras en </w:t>
+      </w:r>
+      <w:r>
+        <w:rPr>
+          <w:i/>
+          <w:iCs/>
+          <w:lang w:val="es-MX"/>
+        </w:rPr>
+        <w:t>cursiva</w:t>
+      </w:r>
+      <w:r>
+        <w:rPr>
+          <w:lang w:val="es-MX"/>
+        </w:rPr>
+        <w:t>. El texto en negrita y cursiva debe mantenerse sin cambios de estilo.</w:t>
+      </w:r>
+    </w:p>
+    <w:p>
+      <w:pPr>
+        <w:rPr>
+          <w:lang w:val="es-MX"/>
+        </w:rPr>
+      </w:pPr>
+    </w:p>
+    <w:p>
+      <w:pPr>
+        <w:rPr>
+          <w:lang w:val="es-MX"/>
+        </w:rPr>
+      </w:pPr>
+      <w:r>
+        <w:rPr>
+          <w:lang w:val="es-MX"/>
+        </w:rPr>
+        <w:t>A continuación, se prueba que</w:t>
+      </w:r>
+      <w:r>
+        <w:rPr>
+          <w:lang w:val="es-MX"/>
+        </w:rPr>
+        <w:t xml:space="preserve"> al insertar varias variables</w:t>
+      </w:r>
+      <w:r>
+        <w:rPr>
+          <w:lang w:val="es-MX"/>
+        </w:rPr>
+        <w:t xml:space="preserve"> se mantengan las referencias cruzadas</w:t>
+      </w:r>
+      <w:r>
+        <w:rPr>
+          <w:lang w:val="es-MX"/>
+        </w:rPr>
+        <w:t xml:space="preserve"> (ver más en </w:t>
+      </w:r>
+      <w:r>
+        <w:rPr>
+          <w:lang w:val="es-MX"/>
+        </w:rPr>
+        <w:fldChar w:fldCharType="begin"/>
+      </w:r>
+      <w:r>
+        <w:rPr>
+          <w:lang w:val="es-MX"/>
+        </w:rPr>
+        <w:instrText xml:space="preserve"> REF _Ref241232871 \h </w:instrText>
+      </w:r>
+      <w:r>
+        <w:rPr>
+          <w:lang w:val="es-MX"/>
+        </w:rPr>
+      </w:r>
+      <w:r>
+        <w:rPr>
+          <w:lang w:val="es-MX"/>
+        </w:rPr>
+        <w:fldChar w:fldCharType="separate"/>
+      </w:r>
+      <w:r>
+        <w:rPr>
+          <w:lang w:val="es-MX"/>
+        </w:rPr>
+        <w:t>Título de sección</w:t>
+      </w:r>
+      <w:r>
+        <w:rPr>
+          <w:lang w:val="es-MX"/>
+        </w:rPr>
+        <w:fldChar w:fldCharType="end"/>
+      </w:r>
+      <w:proofErr w:type="spellStart"/>
+      <w:proofErr w:type="spellEnd"/>
+      <w:r>
+        <w:rPr/>
+        <w:t>). En día 03 de junio de 2026 se observó que el 2026 fue muy caluroso.</w:t>
+      </w:r>
+    </w:p>
+    <w:p>
+      <w:pPr>
+        <w:rPr>
+          <w:lang w:val="es-MX"/>
+        </w:rPr>
+      </w:pPr>
+    </w:p>
+    <w:p>
+      <w:pPr>
+        <w:pStyle w:val="Ttulo1"/>
+        <w:numPr>
+          <w:ilvl w:val="0"/>
+          <w:numId w:val="1"/>
+        </w:numPr>
+        <w:rPr>
+          <w:lang w:val="es-MX"/>
+        </w:rPr>
+      </w:pPr>
+      <w:bookmarkStart w:id="1" w:name="_Ref241232871"/>
+      <w:r>
+        <w:rPr>
+          <w:lang w:val="es-MX"/>
+        </w:rPr>
+        <w:t>Título de sección</w:t>
+      </w:r>
+      <w:bookmarkEnd w:id="1"/>
+    </w:p>
+    <w:p>
+      <w:pPr>
+        <w:rPr>
+          <w:lang w:val="es-MX"/>
+        </w:rPr>
+      </w:pPr>
+      <w:r>
+        <w:rPr>
+          <w:lang w:val="es-MX"/>
+        </w:rPr>
+        <w:t>Esta es una sección de prueba con un título</w:t>
+      </w:r>
+    </w:p>
     <w:sectPr>
       <w:pgSz w:w="11909" w:h="16834"/>
       <w:pgMar w:top="1440" w:right="1440" w:bottom="1440" w:left="1440" w:header="720" w:footer="720" w:gutter="0"/>
@@ -840,6 +1537,103 @@
     </w:sectPr>
   </w:body>
 </w:document>
+</file>
+
+<file path=word/numbering.xml><?xml version="1.0" encoding="utf-8"?>
+<w:numbering xmlns:wpc="http://schemas.microsoft.com/office/word/2010/wordprocessingCanvas" xmlns:cx="http://schemas.microsoft.com/office/drawing/2014/chartex" xmlns:cx1="http://schemas.microsoft.com/office/drawing/2015/9/8/chartex" xmlns:cx2="http://schemas.microsoft.com/office/drawing/2015/10/21/chartex" xmlns:cx3="http://schemas.microsoft.com/office/drawing/2016/5/9/chartex" xmlns:cx4="http://schemas.microsoft.com/office/drawing/2016/5/10/chartex" xmlns:cx5="http://schemas.microsoft.com/office/drawing/2016/5/11/chartex" xmlns:cx6="http://schemas.microsoft.com/office/drawing/2016/5/12/chartex" xmlns:cx7="http://schemas.microsoft.com/office/drawing/2016/5/13/chartex" xmlns:cx8="http://schemas.microsoft.com/office/drawing/2016/5/14/chartex" xmlns:mc="http://schemas.openxmlformats.org/markup-compatibility/2006" xmlns:aink="http://schemas.microsoft.com/office/drawing/2016/ink" xmlns:am3d="http://schemas.microsoft.com/office/drawing/2017/model3d" xmlns:o="urn:schemas-microsoft-com:office:office" xmlns:oel="http://schemas.microsoft.com/office/2019/extlst" xmlns:r="http://schemas.openxmlformats.org/officeDocument/2006/relationships" xmlns:m="http://schemas.openxmlformats.org/officeDocument/2006/math" xmlns:v="urn:schemas-microsoft-com:vml" xmlns:wp14="http://schemas.microsoft.com/office/word/2010/wordprocessingDrawing" xmlns:wp="http://schemas.openxmlformats.org/drawingml/2006/wordprocessingDrawing" xmlns:w10="urn:schemas-microsoft-com:office:word" xmlns:w="http://schemas.openxmlformats.org/wordprocessingml/2006/main" xmlns:w14="http://schemas.microsoft.com/office/word/2010/wordml" xmlns:w15="http://schemas.microsoft.com/office/word/2012/wordml" xmlns:w16cex="http://schemas.microsoft.com/office/word/2018/wordml/cex" xmlns:w16cid="http://schemas.microsoft.com/office/word/2016/wordml/cid" xmlns:w16="http://schemas.microsoft.com/office/word/2018/wordml" xmlns:w16du="http://schemas.microsoft.com/office/word/2023/wordml/word16du" xmlns:w16sdtdh="http://schemas.microsoft.com/office/word/2020/wordml/sdtdatahash" xmlns:w16sdtfl="http://schemas.microsoft.com/office/word/2024/wordml/sdtformatlock" xmlns:w16se="http://schemas.microsoft.com/office/word/2015/wordml/symex" xmlns:wpg="http://schemas.microsoft.com/office/word/2010/wordprocessingGroup" xmlns:wpi="http://schemas.microsoft.com/office/word/2010/wordprocessingInk" xmlns:wne="http://schemas.microsoft.com/office/word/2006/wordml" xmlns:wps="http://schemas.microsoft.com/office/word/2010/wordprocessingShape" mc:Ignorable="w14 w15 w16se w16cid w16 w16cex w16sdtdh w16sdtfl w16du wp14">
+  <w:abstractNum w:abstractNumId="0" w15:restartNumberingAfterBreak="0">
+    <w:nsid w:val="303637CC"/>
+    <w:multiLevelType w:val="hybridMultilevel"/>
+    <w:tmpl w:val="B47EF73C"/>
+    <w:lvl w:ilvl="0" w:tplc="080A000F">
+      <w:start w:val="1"/>
+      <w:numFmt w:val="decimal"/>
+      <w:lvlText w:val="%1."/>
+      <w:lvlJc w:val="left"/>
+      <w:pPr>
+        <w:ind w:left="720" w:hanging="360"/>
+      </w:pPr>
+      <w:rPr>
+        <w:rFonts w:hint="default"/>
+      </w:rPr>
+    </w:lvl>
+    <w:lvl w:ilvl="1" w:tplc="080A0019" w:tentative="1">
+      <w:start w:val="1"/>
+      <w:numFmt w:val="lowerLetter"/>
+      <w:lvlText w:val="%2."/>
+      <w:lvlJc w:val="left"/>
+      <w:pPr>
+        <w:ind w:left="1440" w:hanging="360"/>
+      </w:pPr>
+    </w:lvl>
+    <w:lvl w:ilvl="2" w:tplc="080A001B" w:tentative="1">
+      <w:start w:val="1"/>
+      <w:numFmt w:val="lowerRoman"/>
+      <w:lvlText w:val="%3."/>
+      <w:lvlJc w:val="right"/>
+      <w:pPr>
+        <w:ind w:left="2160" w:hanging="180"/>
+      </w:pPr>
+    </w:lvl>
+    <w:lvl w:ilvl="3" w:tplc="080A000F" w:tentative="1">
+      <w:start w:val="1"/>
+      <w:numFmt w:val="decimal"/>
+      <w:lvlText w:val="%4."/>
+      <w:lvlJc w:val="left"/>
+      <w:pPr>
+        <w:ind w:left="2880" w:hanging="360"/>
+      </w:pPr>
+    </w:lvl>
+    <w:lvl w:ilvl="4" w:tplc="080A0019" w:tentative="1">
+      <w:start w:val="1"/>
+      <w:numFmt w:val="lowerLetter"/>
+      <w:lvlText w:val="%5."/>
+      <w:lvlJc w:val="left"/>
+      <w:pPr>
+        <w:ind w:left="3600" w:hanging="360"/>
+      </w:pPr>
+    </w:lvl>
+    <w:lvl w:ilvl="5" w:tplc="080A001B" w:tentative="1">
+      <w:start w:val="1"/>
+      <w:numFmt w:val="lowerRoman"/>
+      <w:lvlText w:val="%6."/>
+      <w:lvlJc w:val="right"/>
+      <w:pPr>
+        <w:ind w:left="4320" w:hanging="180"/>
+      </w:pPr>
+    </w:lvl>
+    <w:lvl w:ilvl="6" w:tplc="080A000F" w:tentative="1">
+      <w:start w:val="1"/>
+      <w:numFmt w:val="decimal"/>
+      <w:lvlText w:val="%7."/>
+      <w:lvlJc w:val="left"/>
+      <w:pPr>
+        <w:ind w:left="5040" w:hanging="360"/>
+      </w:pPr>
+    </w:lvl>
+    <w:lvl w:ilvl="7" w:tplc="080A0019" w:tentative="1">
+      <w:start w:val="1"/>
+      <w:numFmt w:val="lowerLetter"/>
+      <w:lvlText w:val="%8."/>
+      <w:lvlJc w:val="left"/>
+      <w:pPr>
+        <w:ind w:left="5760" w:hanging="360"/>
+      </w:pPr>
+    </w:lvl>
+    <w:lvl w:ilvl="8" w:tplc="080A001B" w:tentative="1">
+      <w:start w:val="1"/>
+      <w:numFmt w:val="lowerRoman"/>
+      <w:lvlText w:val="%9."/>
+      <w:lvlJc w:val="right"/>
+      <w:pPr>
+        <w:ind w:left="6480" w:hanging="180"/>
+      </w:pPr>
+    </w:lvl>
+  </w:abstractNum>
+  <w:num w:numId="1" w16cid:durableId="715399435">
+    <w:abstractNumId w:val="0"/>
+  </w:num>
+</w:numbering>
 </file>
 
 <file path=word/styles.xml><?xml version="1.0" encoding="utf-8"?>

--- a/tests/doc_listo.docx
+++ b/tests/doc_listo.docx
@@ -10,7 +10,7 @@
       </w:pPr>
       <w:r>
         <w:rPr/>
-        <w:t>Ejemplo 1: Reemplazo de 1 variable en párrafos</w:t>
+        <w:t>Ejemplo 1: Reemplazo de 1 variable en párrafos.</w:t>
       </w:r>
     </w:p>
     <w:p>
@@ -96,7 +96,7 @@
       </w:r>
       <w:r>
         <w:rPr/>
-        <w:t>Ejemplo 7: Rellenar tabla existente</w:t>
+        <w:t>Ejemplo 8: Rellenar tabla existente.</w:t>
       </w:r>
       <w:r>
         <w:rPr/>
@@ -104,32 +104,177 @@
       </w:r>
       <w:r>
         <w:rPr/>
-        <w:t xml:space="preserve">. </w:t>
-      </w:r>
-      <w:r>
-        <w:rPr/>
-        <w:t xml:space="preserve">Esta librería fue publicada por </w:t>
-      </w:r>
-      <w:r>
-        <w:rPr/>
-        <w:t xml:space="preserve">el Dr. </w:t>
-      </w:r>
-      <w:r>
-        <w:rPr/>
-        <w:t xml:space="preserve">Fernando Bello Fuentes; conocido en la programacion como </w:t>
-      </w:r>
-      <w:r>
-        <w:rPr>
-          <w:lang w:val="es-MX"/>
-        </w:rPr>
-        <w:t xml:space="preserve">BelloDev </w:t>
-      </w:r>
-      <w:r>
-        <w:rPr>
-          <w:lang w:val="es-MX"/>
-        </w:rPr>
-        <w:t>o en el mundo de las ciencias como F. Bello-Fuentes</w:t>
-      </w:r>
+        <w:t xml:space="preserve">. Esta librería fue publicada por el Dr. Fernando Bello Fuentes; conocido en la programacion como </w:t>
+      </w:r>
+      <w:r>
+        <w:rPr>
+          <w:lang w:val="es-MX"/>
+        </w:rPr>
+        <w:t>BelloDev o en el mundo de las ciencias como F. Bello-Fuentes.</w:t>
+      </w:r>
+    </w:p>
+    <w:p>
+      <w:pPr>
+        <w:pStyle w:val="Normal"/>
+        <w:jc w:val="end"/>
+        <w:rPr/>
+      </w:pPr>
+      <w:r>
+        <w:rPr/>
+      </w:r>
+    </w:p>
+    <w:p>
+      <w:pPr>
+        <w:pStyle w:val="Heading1"/>
+        <w:rPr/>
+      </w:pPr>
+      <w:r>
+        <w:rPr/>
+        <w:t xml:space="preserve">Ejemplo 3: Reemplazar una variable por todo un párrafo y asignarle un estilo a dicho párrafo. </w:t>
+      </w:r>
+    </w:p>
+    <w:p>
+      <w:pPr>
+        <w:pStyle w:val="Normal1"/>
+        <w:rPr/>
+      </w:pPr>
+      <w:r>
+        <w:rPr>
+          <w:lang w:val="es-MX"/>
+        </w:rPr>
+        <w:t>En este ejemplo, haremos algo más interesante. Vamos a reemplazar la variable de “párrafos_previos” por tres párrafos escritos directamente desde el código, donde se usarán las variables “fecha” y “nombre_del_programador”; incluso, pondremos la separación entre ellos.</w:t>
+      </w:r>
+    </w:p>
+    <w:p>
+      <w:pPr>
+        <w:pStyle w:val="Normal"/>
+        <w:rPr>
+          <w:lang w:val="es-MX"/>
+        </w:rPr>
+      </w:pPr>
+      <w:r>
+        <w:rPr>
+          <w:lang w:val="es-MX"/>
+        </w:rPr>
+      </w:r>
+    </w:p>
+    <w:p>
+      <w:pPr>
+        <w:pStyle w:val="Normal"/>
+        <w:rPr/>
+      </w:pPr>
+      <w:r>
+        <w:rPr/>
+        <w:t>Algo interesante del módulo word_template_writer de ezsnake es que se pueden crear parrafos con diferentes estilos. Para asignarle estilos a un párrafo, se necesita tener el estilo guardado en la plantilla de Word. Por ejemplo, este párrafo tiene estilo "Normal".</w:t>
+      </w:r>
+    </w:p>
+    <w:p>
+      <w:pPr>
+        <w:pStyle w:val="Normal"/>
+        <w:rPr/>
+      </w:pPr>
+      <w:r>
+        <w:rPr/>
+      </w:r>
+    </w:p>
+    <w:p>
+      <w:pPr>
+        <w:pStyle w:val="Negritas"/>
+        <w:rPr/>
+      </w:pPr>
+      <w:r>
+        <w:rPr/>
+        <w:t>Este otro párrafo con estilo "Negritas" y usando una fecha calculada desde código: 26 de September de 2026</w:t>
+      </w:r>
+    </w:p>
+    <w:p>
+      <w:pPr>
+        <w:pStyle w:val="Normal"/>
+        <w:rPr/>
+      </w:pPr>
+      <w:r>
+        <w:rPr/>
+      </w:r>
+    </w:p>
+    <w:p>
+      <w:pPr>
+        <w:pStyle w:val="Normalsinsangria"/>
+        <w:rPr/>
+      </w:pPr>
+      <w:r>
+        <w:rPr/>
+        <w:t>Este último párrafo tiene estilo "Normal_sin_sangria"</w:t>
+      </w:r>
+    </w:p>
+    <w:p>
+      <w:pPr>
+        <w:pStyle w:val="Heading1"/>
+        <w:rPr>
+          <w:lang w:val="es-MX"/>
+        </w:rPr>
+      </w:pPr>
+      <w:bookmarkStart w:id="0" w:name="__RefHeading___Toc3159_1024240431"/>
+      <w:bookmarkEnd w:id="0"/>
+      <w:r>
+        <w:rPr>
+          <w:lang w:val="es-MX"/>
+        </w:rPr>
+        <w:t>Ejemplo 4: Insertar una lista.</w:t>
+      </w:r>
+    </w:p>
+    <w:p>
+      <w:pPr>
+        <w:pStyle w:val="Normal1"/>
+        <w:rPr>
+          <w:lang w:val="es-MX"/>
+        </w:rPr>
+      </w:pPr>
+      <w:r>
+        <w:rPr/>
+        <w:t>Ahora, veamos cómo insertar una lista. Vale la pena mencionar que hasta esta versión solo se puede insertar un solo nivel nivel. En el futuro se incluirán subniveles; y el estilo de la lista debe estar guardado en el documento; en este caso el estilo se llama “lista_no_numerada”. Fíjate que en el documento la variable tiene estilo Normal_sin_sangria, el estilo puesto desde el código será el que domine en el documento final.</w:t>
+      </w:r>
+    </w:p>
+    <w:p>
+      <w:pPr>
+        <w:pStyle w:val="Normal"/>
+        <w:ind w:hanging="0"/>
+        <w:rPr>
+          <w:lang w:val="es-MX"/>
+        </w:rPr>
+      </w:pPr>
+      <w:r>
+        <w:rPr>
+          <w:lang w:val="es-MX"/>
+        </w:rPr>
+      </w:r>
+    </w:p>
+    <w:p>
+      <w:pPr>
+        <w:pStyle w:val="Normalsinsangria"/>
+        <w:rPr/>
+      </w:pPr>
+      <w:r>
+        <w:rPr/>
+        <w:t>&lt;&lt;lista_ejemplo&gt;&gt;</w:t>
+      </w:r>
+    </w:p>
+    <w:p>
+      <w:pPr>
+        <w:pStyle w:val="Heading1"/>
+        <w:rPr>
+          <w:lang w:val="es-MX"/>
+        </w:rPr>
+      </w:pPr>
+      <w:bookmarkStart w:id="1" w:name="__RefHeading___Toc149_3770905155"/>
+      <w:bookmarkStart w:id="2" w:name="_Ref241251931"/>
+      <w:bookmarkEnd w:id="1"/>
+      <w:r>
+        <w:rPr>
+          <w:lang w:val="es-MX"/>
+        </w:rPr>
+        <w:t>Ejemplo 5: Insertar una figura sin título</w:t>
+      </w:r>
+      <w:bookmarkEnd w:id="2"/>
       <w:r>
         <w:rPr>
           <w:lang w:val="es-MX"/>
@@ -139,166 +284,10 @@
     </w:p>
     <w:p>
       <w:pPr>
-        <w:pStyle w:val="Normal"/>
-        <w:jc w:val="end"/>
-        <w:rPr/>
-      </w:pPr>
-      <w:r>
-        <w:rPr/>
-      </w:r>
-    </w:p>
-    <w:p>
-      <w:pPr>
-        <w:pStyle w:val="Heading1"/>
-        <w:rPr/>
-      </w:pPr>
-      <w:r>
-        <w:rPr/>
-        <w:t xml:space="preserve">Ejemplo 3: Reemplazar una variable por todo un párrafo y asignarle un estilo a dicho párrafo. </w:t>
-      </w:r>
-    </w:p>
-    <w:p>
-      <w:pPr>
         <w:pStyle w:val="Normal1"/>
         <w:rPr/>
       </w:pPr>
       <w:r>
-        <w:rPr>
-          <w:lang w:val="es-MX"/>
-        </w:rPr>
-        <w:t xml:space="preserve">En este ejemplo, haremos algo más interesante. Vamos a reemplazar la variable de “párrafos_previos” por </w:t>
-      </w:r>
-      <w:r>
-        <w:rPr>
-          <w:lang w:val="es-MX"/>
-        </w:rPr>
-        <w:t>tres</w:t>
-      </w:r>
-      <w:r>
-        <w:rPr>
-          <w:lang w:val="es-MX"/>
-        </w:rPr>
-        <w:t xml:space="preserve"> párrafos escritos directamente desde el código, donde se usarán las variables “fecha” y “nombre_del_programador”; incluso, pondremos la separación entre ellos.</w:t>
-      </w:r>
-    </w:p>
-    <w:p>
-      <w:pPr>
-        <w:pStyle w:val="Normal"/>
-        <w:rPr>
-          <w:lang w:val="es-MX"/>
-        </w:rPr>
-      </w:pPr>
-      <w:r>
-        <w:rPr>
-          <w:lang w:val="es-MX"/>
-        </w:rPr>
-      </w:r>
-    </w:p>
-    <w:p>
-      <w:pPr>
-        <w:rPr/>
-      </w:pPr>
-      <w:r>
-        <w:rPr/>
-        <w:t>Algo interesante del módulo word_template_writer de ezsnake es que se pueden crear parrafos con diferentes estilos. Para asignarle estilos a un párrafo, se necesita tener el estilo guardado en la plantilla de Word. Por ejemplo, este párrafo tiene estilo "Normal".</w:t>
-      </w:r>
-    </w:p>
-    <w:p>
-      <w:pPr/>
-      <w:r/>
-    </w:p>
-    <w:p>
-      <w:pPr>
-        <w:pStyle w:val="Negritas"/>
-      </w:pPr>
-      <w:r>
-        <w:t>Este otro párrafo con estilo "Negritas" y usando una fecha calculada desde código: 25 de September de 2026</w:t>
-      </w:r>
-    </w:p>
-    <w:p>
-      <w:pPr/>
-      <w:r/>
-    </w:p>
-    <w:p>
-      <w:pPr>
-        <w:pStyle w:val="Normalsinsangria"/>
-      </w:pPr>
-      <w:r>
-        <w:t>Este último párrafo tiene estilo "Normal_sin_sangria"</w:t>
-      </w:r>
-    </w:p>
-    <w:p>
-      <w:pPr>
-        <w:pStyle w:val="Heading1"/>
-        <w:rPr>
-          <w:lang w:val="es-MX"/>
-        </w:rPr>
-      </w:pPr>
-      <w:r>
-        <w:rPr>
-          <w:lang w:val="es-MX"/>
-        </w:rPr>
-        <w:t>Ejemplo 4: Insertar una lista</w:t>
-      </w:r>
-    </w:p>
-    <w:p>
-      <w:pPr>
-        <w:pStyle w:val="Normal1"/>
-        <w:rPr>
-          <w:lang w:val="es-MX"/>
-        </w:rPr>
-      </w:pPr>
-      <w:r>
-        <w:rPr/>
-        <w:t>Ahora, veamos cómo insertar una lista. Vale la pena mencionar que hasta esta versión solo se puede insertar un solo nivel nivel. En el futuro se incluirán subniveles; y el estilo de la lista debe estar guardado en el documento; en este caso el estilo se llama “lista_no_numerada”. Fíjate que en el documento la variable tiene estilo Normal_sin_sangria, el estilo puesto desde el código será el que domine en el documento final.</w:t>
-      </w:r>
-    </w:p>
-    <w:p>
-      <w:pPr>
-        <w:pStyle w:val="Normal"/>
-        <w:ind w:hanging="0"/>
-        <w:rPr>
-          <w:lang w:val="es-MX"/>
-        </w:rPr>
-      </w:pPr>
-      <w:r>
-        <w:rPr>
-          <w:lang w:val="es-MX"/>
-        </w:rPr>
-      </w:r>
-    </w:p>
-    <w:p>
-      <w:pPr>
-        <w:pStyle w:val="Normalsinsangria"/>
-        <w:rPr/>
-      </w:pPr>
-      <w:r>
-        <w:rPr/>
-        <w:t>&lt;&lt;lista_ejemplo&gt;&gt;</w:t>
-      </w:r>
-    </w:p>
-    <w:p>
-      <w:pPr>
-        <w:pStyle w:val="Heading1"/>
-        <w:rPr>
-          <w:lang w:val="es-MX"/>
-        </w:rPr>
-      </w:pPr>
-      <w:bookmarkStart w:id="0" w:name="_Ref241251931"/>
-      <w:r>
-        <w:rPr>
-          <w:lang w:val="es-MX"/>
-        </w:rPr>
-        <w:t>Ejemplo 5: Insertar una figura sin título</w:t>
-      </w:r>
-      <w:bookmarkEnd w:id="0"/>
-    </w:p>
-    <w:p>
-      <w:pPr>
-        <w:pStyle w:val="Normal1"/>
-        <w:rPr/>
-      </w:pPr>
-      <w:r>
         <w:rPr/>
         <w:t xml:space="preserve">Cuando se inserta una figura; se debe seguir una estructura, la cual se muestra en código. En este ejemplo, se inserta la </w:t>
       </w:r>
@@ -336,35 +325,39 @@
         </w:rPr>
       </w:pPr>
       <w:r>
-        <w:rPr>
-          <w:lang w:val="es-MX"/>
-        </w:rPr>
+        <w:rPr/>
         <w:drawing>
-          <wp:inline xmlns:a="http://schemas.openxmlformats.org/drawingml/2006/main">
-            <wp:extent cx="1828800" cy="2305878"/>
+          <wp:inline distT="0" distB="0" distL="0" distR="0">
+            <wp:extent cx="1828800" cy="2305685"/>
+            <wp:effectExtent l="0" t="0" r="0" b="0"/>
             <wp:docPr id="1" name="Picture 1"/>
             <wp:cNvGraphicFramePr>
-              <a:graphicFrameLocks noChangeAspect="1"/>
+              <a:graphicFrameLocks xmlns:a="http://schemas.openxmlformats.org/drawingml/2006/main" noChangeAspect="1"/>
             </wp:cNvGraphicFramePr>
-            <a:graphic>
+            <a:graphic xmlns:a="http://schemas.openxmlformats.org/drawingml/2006/main">
               <a:graphicData uri="http://schemas.openxmlformats.org/drawingml/2006/picture">
-                <pic:pic>
+                <pic:pic xmlns:pic="http://schemas.openxmlformats.org/drawingml/2006/picture">
                   <pic:nvPicPr>
-                    <pic:cNvPr id="0" name="fig_sec_1_1.jpg"/>
-                    <pic:cNvPicPr/>
+                    <pic:cNvPr id="1" name="Picture 1"/>
+                    <pic:cNvPicPr>
+                      <a:picLocks noChangeAspect="1" noChangeArrowheads="1"/>
+                    </pic:cNvPicPr>
                   </pic:nvPicPr>
                   <pic:blipFill>
-                    <a:blip r:embed="rId7"/>
+                    <a:blip r:embed="rId2"/>
                     <a:stretch>
                       <a:fillRect/>
                     </a:stretch>
                   </pic:blipFill>
-                  <pic:spPr>
+                  <pic:spPr bwMode="auto">
                     <a:xfrm>
                       <a:off x="0" y="0"/>
-                      <a:ext cx="1828800" cy="2305878"/>
+                      <a:ext cx="1828800" cy="2305685"/>
                     </a:xfrm>
-                    <a:prstGeom prst="rect"/>
+                    <a:prstGeom prst="rect">
+                      <a:avLst/>
+                    </a:prstGeom>
+                    <a:noFill/>
                   </pic:spPr>
                 </pic:pic>
               </a:graphicData>
@@ -431,31 +424,7 @@
         <w:rPr>
           <w:lang w:val="es-MX"/>
         </w:rPr>
-        <w:t xml:space="preserve">Fíjate que, la variable “fig_sin_titulo” tiene asignado el estilo “Normal” pero; recuerda que el estilo que prevalece será el del código, y en el código le puse estilo “Figura” el cual es un estilo centrado.  Y si te estás preguntando si se pueden poner estilos a todo; la respuesta es que a casi todas las variables les podemos poner un estilo dentro del código. Eso incluye el título de la figura. A este título le puse “Normal” en la plantilla; pero en código user “Carcentrado”. </w:t>
-      </w:r>
-      <w:r>
-        <w:rPr>
-          <w:lang w:val="es-MX"/>
-        </w:rPr>
-        <w:t xml:space="preserve">Vale la pena mencionar que en el WORD estilo se llama </w:t>
-      </w:r>
-      <w:r>
-        <w:rPr>
-          <w:lang w:val="es-MX"/>
-        </w:rPr>
-        <w:t xml:space="preserve">“Car_centrado” </w:t>
-      </w:r>
-      <w:r>
-        <w:rPr>
-          <w:lang w:val="es-MX"/>
-        </w:rPr>
-        <w:t>sin embargo, a la hora de llamar a este estilo desde el código; se deben eliminar los “_”</w:t>
-      </w:r>
-      <w:r>
-        <w:rPr>
-          <w:lang w:val="es-MX"/>
-        </w:rPr>
-        <w:t>.</w:t>
+        <w:t>Fíjate que, la variable “fig_sin_titulo” tiene asignado el estilo “Normal” pero; recuerda que el estilo que prevalece será el del código, y en el código le puse estilo “Figura” el cual es un estilo centrado.  Y si te estás preguntando si se pueden poner estilos a todo; la respuesta es que a casi todas las variables les podemos poner un estilo dentro del código. Eso incluye el título de la figura. A este título le puse “Normal” en la plantilla; pero en código user “Carcentrado”. Vale la pena mencionar que en el WORD estilo se llama “Car_centrado” sin embargo, a la hora de llamar a este estilo desde el código; se deben eliminar los “_”.</w:t>
       </w:r>
     </w:p>
     <w:p>
@@ -482,19 +451,7 @@
         <w:rPr>
           <w:lang w:val="es-MX"/>
         </w:rPr>
-        <w:t>Otra cosa importante; para insertar una figura la variable, OBLIGATORIAMENTE, debe comenzar con “fig</w:t>
-      </w:r>
-      <w:r>
-        <w:rPr>
-          <w:lang w:val="es-MX"/>
-        </w:rPr>
-        <w:t>_</w:t>
-      </w:r>
-      <w:r>
-        <w:rPr>
-          <w:lang w:val="es-MX"/>
-        </w:rPr>
-        <w:t>”; ejemplo: &lt;&lt;fig_nombrequegustes&gt;&gt;</w:t>
+        <w:t>Otra cosa importante; para insertar una figura la variable, OBLIGATORIAMENTE, debe comenzar con “fig_”; ejemplo: &lt;&lt;fig_nombrequegustes&gt;&gt;</w:t>
       </w:r>
     </w:p>
     <w:p>
@@ -504,6 +461,8 @@
           <w:lang w:val="es-MX"/>
         </w:rPr>
       </w:pPr>
+      <w:bookmarkStart w:id="3" w:name="__RefHeading___Toc147_3770905155"/>
+      <w:bookmarkEnd w:id="3"/>
       <w:r>
         <w:rPr>
           <w:lang w:val="es-MX"/>
@@ -530,11 +489,44 @@
       </w:pPr>
       <w:r>
         <w:rPr/>
-        <w:t xml:space="preserve">A continuación, en la </w:t>
-      </w:r>
-      <w:r>
-        <w:rPr/>
-        <w:t xml:space="preserve"> se muestra la foto de un artista.</w:t>
+        <w:t xml:space="preserve">A continuación, en la Figura </w:t>
+      </w:r>
+      <w:r>
+        <w:rPr/>
+        <w:fldChar w:fldCharType="begin"/>
+      </w:r>
+      <w:r>
+        <w:rPr/>
+        <w:instrText xml:space="preserve"> REF RefFigura_contitulo \h </w:instrText>
+      </w:r>
+      <w:r>
+        <w:rPr/>
+        <w:fldChar w:fldCharType="separate"/>
+      </w:r>
+      <w:r>
+        <w:rPr/>
+        <w:t>2</w:t>
+      </w:r>
+      <w:r>
+        <w:rPr/>
+        <w:fldChar w:fldCharType="end"/>
+      </w:r>
+      <w:r>
+        <w:rPr/>
+        <w:t xml:space="preserve"> se muestra la foto de una persona.</w:t>
+      </w:r>
+    </w:p>
+    <w:p>
+      <w:pPr>
+        <w:pStyle w:val="Normal1"/>
+        <w:rPr>
+          <w:lang w:val="es-MX"/>
+        </w:rPr>
+      </w:pPr>
+      <w:r>
+        <w:rPr>
+          <w:lang w:val="es-MX"/>
+        </w:rPr>
       </w:r>
     </w:p>
     <w:p>
@@ -545,31 +537,37 @@
       <w:r>
         <w:rPr/>
         <w:drawing>
-          <wp:inline xmlns:a="http://schemas.openxmlformats.org/drawingml/2006/main">
+          <wp:inline distT="0" distB="0" distL="0" distR="0">
             <wp:extent cx="1828800" cy="2133600"/>
+            <wp:effectExtent l="0" t="0" r="0" b="0"/>
             <wp:docPr id="2" name="Picture 2"/>
             <wp:cNvGraphicFramePr>
-              <a:graphicFrameLocks noChangeAspect="1"/>
+              <a:graphicFrameLocks xmlns:a="http://schemas.openxmlformats.org/drawingml/2006/main" noChangeAspect="1"/>
             </wp:cNvGraphicFramePr>
-            <a:graphic>
+            <a:graphic xmlns:a="http://schemas.openxmlformats.org/drawingml/2006/main">
               <a:graphicData uri="http://schemas.openxmlformats.org/drawingml/2006/picture">
-                <pic:pic>
+                <pic:pic xmlns:pic="http://schemas.openxmlformats.org/drawingml/2006/picture">
                   <pic:nvPicPr>
-                    <pic:cNvPr id="0" name="fig_sec_1_2.jpg"/>
-                    <pic:cNvPicPr/>
+                    <pic:cNvPr id="2" name="Picture 2"/>
+                    <pic:cNvPicPr>
+                      <a:picLocks noChangeAspect="1" noChangeArrowheads="1"/>
+                    </pic:cNvPicPr>
                   </pic:nvPicPr>
                   <pic:blipFill>
-                    <a:blip r:embed="rId8"/>
+                    <a:blip r:embed="rId3"/>
                     <a:stretch>
                       <a:fillRect/>
                     </a:stretch>
                   </pic:blipFill>
-                  <pic:spPr>
+                  <pic:spPr bwMode="auto">
                     <a:xfrm>
                       <a:off x="0" y="0"/>
                       <a:ext cx="1828800" cy="2133600"/>
                     </a:xfrm>
-                    <a:prstGeom prst="rect"/>
+                    <a:prstGeom prst="rect">
+                      <a:avLst/>
+                    </a:prstGeom>
+                    <a:noFill/>
                   </pic:spPr>
                 </pic:pic>
               </a:graphicData>
@@ -581,32 +579,48 @@
     <w:p>
       <w:pPr>
         <w:pStyle w:val="Carjustificado"/>
-      </w:pPr>
-      <w:r>
+        <w:rPr/>
+      </w:pPr>
+      <w:r>
+        <w:rPr/>
         <w:t xml:space="preserve">Figura </w:t>
       </w:r>
-      <w:bookmarkStart w:id="82068" w:name="&lt;&lt;RefFigura_contitulo&gt;&gt;"/>
-      <w:r>
+      <w:bookmarkStart w:id="4" w:name="RefFigura_contitulo"/>
+      <w:r>
+        <w:rPr/>
         <w:fldChar w:fldCharType="begin"/>
       </w:r>
       <w:r>
+        <w:rPr/>
         <w:instrText xml:space="preserve"> SEQ Figura \* ARABIC </w:instrText>
       </w:r>
       <w:r>
+        <w:rPr/>
         <w:fldChar w:fldCharType="separate"/>
       </w:r>
       <w:r>
-        <w:t>1</w:t>
-      </w:r>
-      <w:r>
+        <w:rPr/>
+        <w:t>2</w:t>
+      </w:r>
+      <w:r>
+        <w:rPr/>
         <w:fldChar w:fldCharType="end"/>
       </w:r>
-      <w:bookmarkEnd w:id="82068"/>
-      <w:r>
-        <w:t xml:space="preserve">. Robert Downie Jr. suspirando porque el titulo salió con estilo Carjustificado porque supera los 150 caracteres y todo está excelentemente bien</w:t>
-      </w:r>
-    </w:p>
-    <w:p/>
+      <w:bookmarkEnd w:id="4"/>
+      <w:r>
+        <w:rPr/>
+        <w:t>. Una persona suspirando porque el titulo salió con estilo Carjustificado porque supera los 150 caracteres y todo está excelentemente bien</w:t>
+      </w:r>
+    </w:p>
+    <w:p>
+      <w:pPr>
+        <w:pStyle w:val="Normal"/>
+        <w:rPr/>
+      </w:pPr>
+      <w:r>
+        <w:rPr/>
+      </w:r>
+    </w:p>
     <w:p>
       <w:pPr>
         <w:pStyle w:val="Normal"/>
@@ -655,18 +669,26 @@
       </w:pPr>
       <w:r>
         <w:rPr/>
-        <w:t xml:space="preserve">Puedes reutilizar la misma referencia muchas veces a lo largo de todo el documento, como lo hago acá </w:t>
-      </w:r>
-      <w:r>
-        <w:t xml:space="preserve">Figura </w:t>
-      </w:r>
-      <w:r>
+        <w:t xml:space="preserve">Puedes reutilizar la misma referencia muchas veces a lo largo de todo el documento, como lo hago acá Figura </w:t>
+      </w:r>
+      <w:r>
+        <w:rPr/>
         <w:fldChar w:fldCharType="begin"/>
-        <w:instrText xml:space="preserve"> REF &lt;&lt;RefFigura_contitulo&gt;&gt; \h </w:instrText>
+      </w:r>
+      <w:r>
+        <w:rPr/>
+        <w:instrText xml:space="preserve"> REF RefFigura_contitulo \h </w:instrText>
+      </w:r>
+      <w:r>
+        <w:rPr/>
         <w:fldChar w:fldCharType="separate"/>
-        <w:r>
-          <w:t>XX</w:t>
-        </w:r>
+      </w:r>
+      <w:r>
+        <w:rPr/>
+        <w:t>2</w:t>
+      </w:r>
+      <w:r>
+        <w:rPr/>
         <w:fldChar w:fldCharType="end"/>
       </w:r>
       <w:r>
@@ -729,39 +751,7 @@
           <w:bCs/>
           <w:lang w:val="es-MX"/>
         </w:rPr>
-        <w:t xml:space="preserve"> si el título tiene más de 1</w:t>
-      </w:r>
-      <w:r>
-        <w:rPr>
-          <w:b/>
-          <w:bCs/>
-          <w:lang w:val="es-MX"/>
-        </w:rPr>
-        <w:t>2</w:t>
-      </w:r>
-      <w:r>
-        <w:rPr>
-          <w:b/>
-          <w:bCs/>
-          <w:lang w:val="es-MX"/>
-        </w:rPr>
-        <w:t>0 letras; se usará el estilo “Carjustificado”, si la longitud del título es de menos de 1</w:t>
-      </w:r>
-      <w:r>
-        <w:rPr>
-          <w:b/>
-          <w:bCs/>
-          <w:lang w:val="es-MX"/>
-        </w:rPr>
-        <w:t>2</w:t>
-      </w:r>
-      <w:r>
-        <w:rPr>
-          <w:b/>
-          <w:bCs/>
-          <w:lang w:val="es-MX"/>
-        </w:rPr>
-        <w:t>0 letras, se usará el estilo “Carcentrado”</w:t>
+        <w:t xml:space="preserve"> si el título tiene más de 120 letras; se usará el estilo “Carjustificado”, si la longitud del título es de menos de 120 letras, se usará el estilo “Carcentrado”</w:t>
       </w:r>
       <w:r>
         <w:rPr>
@@ -769,15 +759,7 @@
           <w:bCs w:val="false"/>
           <w:lang w:val="es-MX"/>
         </w:rPr>
-        <w:t xml:space="preserve">. </w:t>
-      </w:r>
-      <w:r>
-        <w:rPr>
-          <w:b w:val="false"/>
-          <w:bCs w:val="false"/>
-          <w:lang w:val="es-MX"/>
-        </w:rPr>
-        <w:t>Puedes hacer la verificación de que el estilo del título de la figura si cambia cuando usas un título con menos caracteres.</w:t>
+        <w:t>. Puedes hacer la verificación de que el estilo del título de la figura si cambia cuando usas un título con menos caracteres.</w:t>
       </w:r>
     </w:p>
     <w:p>
@@ -801,13 +783,383 @@
           <w:lang w:val="es-MX"/>
         </w:rPr>
       </w:pPr>
-      <w:bookmarkStart w:id="1" w:name="__RefHeading___Toc1025_2736757441"/>
-      <w:bookmarkEnd w:id="1"/>
-      <w:r>
-        <w:rPr>
-          <w:lang w:val="es-MX"/>
-        </w:rPr>
-        <w:t>Ejemplo 7: Rellenar tabla existente</w:t>
+      <w:bookmarkStart w:id="5" w:name="__RefHeading___Toc1025_2736757441_Copy_1"/>
+      <w:bookmarkEnd w:id="5"/>
+      <w:r>
+        <w:rPr/>
+        <w:t>Ejemplo 7: Insertar varias figuras y poner las referencias.</w:t>
+      </w:r>
+    </w:p>
+    <w:p>
+      <w:pPr>
+        <w:pStyle w:val="Normal"/>
+        <w:spacing w:lineRule="auto" w:line="240"/>
+        <w:rPr>
+          <w:lang w:val="es-MX"/>
+        </w:rPr>
+      </w:pPr>
+      <w:r>
+        <w:rPr>
+          <w:lang w:val="es-MX"/>
+        </w:rPr>
+        <w:t>En este ejemplo vamos a ver cómo se insertan varias figuras y sus referencias cruzadas y mezclando diferentes estilos.</w:t>
+      </w:r>
+    </w:p>
+    <w:p>
+      <w:pPr>
+        <w:pStyle w:val="Normal"/>
+        <w:spacing w:lineRule="auto" w:line="240"/>
+        <w:rPr>
+          <w:lang w:val="es-MX"/>
+        </w:rPr>
+      </w:pPr>
+      <w:r>
+        <w:rPr>
+          <w:lang w:val="es-MX"/>
+        </w:rPr>
+      </w:r>
+    </w:p>
+    <w:p>
+      <w:pPr>
+        <w:pStyle w:val="Normal"/>
+        <w:spacing w:lineRule="auto" w:line="240"/>
+        <w:rPr>
+          <w:lang w:val="es-MX"/>
+        </w:rPr>
+      </w:pPr>
+      <w:r>
+        <w:rPr/>
+        <w:t xml:space="preserve">De la Figura </w:t>
+      </w:r>
+      <w:r>
+        <w:rPr/>
+        <w:fldChar w:fldCharType="begin"/>
+      </w:r>
+      <w:r>
+        <w:rPr/>
+        <w:instrText xml:space="preserve"> REF RefFigura_variasfiguras_1 \h </w:instrText>
+      </w:r>
+      <w:r>
+        <w:rPr/>
+        <w:fldChar w:fldCharType="separate"/>
+      </w:r>
+      <w:r>
+        <w:rPr/>
+        <w:t>3</w:t>
+      </w:r>
+      <w:r>
+        <w:rPr/>
+        <w:fldChar w:fldCharType="end"/>
+      </w:r>
+      <w:r>
+        <w:rPr/>
+        <w:t xml:space="preserve"> a la Figura </w:t>
+      </w:r>
+      <w:r>
+        <w:rPr/>
+        <w:fldChar w:fldCharType="begin"/>
+      </w:r>
+      <w:r>
+        <w:rPr/>
+        <w:instrText xml:space="preserve"> REF RefFigura_variasfiguras_2 \h </w:instrText>
+      </w:r>
+      <w:r>
+        <w:rPr/>
+        <w:fldChar w:fldCharType="separate"/>
+      </w:r>
+      <w:r>
+        <w:rPr/>
+        <w:t>4</w:t>
+      </w:r>
+      <w:r>
+        <w:rPr/>
+        <w:fldChar w:fldCharType="end"/>
+      </w:r>
+      <w:r>
+        <w:rPr/>
+        <w:t xml:space="preserve"> se muetran varias caras de personajes.</w:t>
+      </w:r>
+    </w:p>
+    <w:p>
+      <w:pPr>
+        <w:pStyle w:val="Normal"/>
+        <w:spacing w:lineRule="auto" w:line="240"/>
+        <w:rPr>
+          <w:lang w:val="es-MX"/>
+        </w:rPr>
+      </w:pPr>
+      <w:r>
+        <w:rPr>
+          <w:lang w:val="es-MX"/>
+        </w:rPr>
+      </w:r>
+    </w:p>
+    <w:p>
+      <w:pPr>
+        <w:pStyle w:val="Figura"/>
+        <w:spacing w:lineRule="auto" w:line="240"/>
+        <w:rPr>
+          <w:lang w:val="es-MX"/>
+        </w:rPr>
+      </w:pPr>
+      <w:r>
+        <w:rPr/>
+        <w:drawing>
+          <wp:inline distT="0" distB="0" distL="0" distR="0">
+            <wp:extent cx="1828800" cy="1964055"/>
+            <wp:effectExtent l="0" t="0" r="0" b="0"/>
+            <wp:docPr id="3" name="Picture 3"/>
+            <wp:cNvGraphicFramePr>
+              <a:graphicFrameLocks xmlns:a="http://schemas.openxmlformats.org/drawingml/2006/main" noChangeAspect="1"/>
+            </wp:cNvGraphicFramePr>
+            <a:graphic xmlns:a="http://schemas.openxmlformats.org/drawingml/2006/main">
+              <a:graphicData uri="http://schemas.openxmlformats.org/drawingml/2006/picture">
+                <pic:pic xmlns:pic="http://schemas.openxmlformats.org/drawingml/2006/picture">
+                  <pic:nvPicPr>
+                    <pic:cNvPr id="3" name="Picture 3"/>
+                    <pic:cNvPicPr>
+                      <a:picLocks noChangeAspect="1" noChangeArrowheads="1"/>
+                    </pic:cNvPicPr>
+                  </pic:nvPicPr>
+                  <pic:blipFill>
+                    <a:blip r:embed="rId4"/>
+                    <a:stretch>
+                      <a:fillRect/>
+                    </a:stretch>
+                  </pic:blipFill>
+                  <pic:spPr bwMode="auto">
+                    <a:xfrm>
+                      <a:off x="0" y="0"/>
+                      <a:ext cx="1828800" cy="1964055"/>
+                    </a:xfrm>
+                    <a:prstGeom prst="rect">
+                      <a:avLst/>
+                    </a:prstGeom>
+                    <a:noFill/>
+                  </pic:spPr>
+                </pic:pic>
+              </a:graphicData>
+            </a:graphic>
+          </wp:inline>
+        </w:drawing>
+      </w:r>
+    </w:p>
+    <w:p>
+      <w:pPr>
+        <w:pStyle w:val="Carjustificado"/>
+        <w:rPr/>
+      </w:pPr>
+      <w:r>
+        <w:rPr/>
+        <w:t xml:space="preserve">Figura </w:t>
+      </w:r>
+      <w:bookmarkStart w:id="6" w:name="RefFigura_variasfiguras_1"/>
+      <w:r>
+        <w:rPr/>
+        <w:fldChar w:fldCharType="begin"/>
+      </w:r>
+      <w:r>
+        <w:rPr/>
+        <w:instrText xml:space="preserve"> SEQ Figura \* ARABIC </w:instrText>
+      </w:r>
+      <w:r>
+        <w:rPr/>
+        <w:fldChar w:fldCharType="separate"/>
+      </w:r>
+      <w:r>
+        <w:rPr/>
+        <w:t>3</w:t>
+      </w:r>
+      <w:r>
+        <w:rPr/>
+        <w:fldChar w:fldCharType="end"/>
+      </w:r>
+      <w:bookmarkEnd w:id="6"/>
+      <w:r>
+        <w:rPr/>
+        <w:t>. Este es Homero con formato Car_justificado.</w:t>
+      </w:r>
+    </w:p>
+    <w:p>
+      <w:pPr>
+        <w:pStyle w:val="Normal"/>
+        <w:rPr/>
+      </w:pPr>
+      <w:r>
+        <w:rPr/>
+      </w:r>
+    </w:p>
+    <w:p>
+      <w:pPr>
+        <w:pStyle w:val="Figura"/>
+        <w:rPr/>
+      </w:pPr>
+      <w:r>
+        <w:rPr/>
+        <w:drawing>
+          <wp:inline distT="0" distB="0" distL="0" distR="0">
+            <wp:extent cx="1828800" cy="1899285"/>
+            <wp:effectExtent l="0" t="0" r="0" b="0"/>
+            <wp:docPr id="4" name="Picture 4"/>
+            <wp:cNvGraphicFramePr>
+              <a:graphicFrameLocks xmlns:a="http://schemas.openxmlformats.org/drawingml/2006/main" noChangeAspect="1"/>
+            </wp:cNvGraphicFramePr>
+            <a:graphic xmlns:a="http://schemas.openxmlformats.org/drawingml/2006/main">
+              <a:graphicData uri="http://schemas.openxmlformats.org/drawingml/2006/picture">
+                <pic:pic xmlns:pic="http://schemas.openxmlformats.org/drawingml/2006/picture">
+                  <pic:nvPicPr>
+                    <pic:cNvPr id="4" name="Picture 4"/>
+                    <pic:cNvPicPr>
+                      <a:picLocks noChangeAspect="1" noChangeArrowheads="1"/>
+                    </pic:cNvPicPr>
+                  </pic:nvPicPr>
+                  <pic:blipFill>
+                    <a:blip r:embed="rId5"/>
+                    <a:stretch>
+                      <a:fillRect/>
+                    </a:stretch>
+                  </pic:blipFill>
+                  <pic:spPr bwMode="auto">
+                    <a:xfrm>
+                      <a:off x="0" y="0"/>
+                      <a:ext cx="1828800" cy="1899285"/>
+                    </a:xfrm>
+                    <a:prstGeom prst="rect">
+                      <a:avLst/>
+                    </a:prstGeom>
+                    <a:noFill/>
+                  </pic:spPr>
+                </pic:pic>
+              </a:graphicData>
+            </a:graphic>
+          </wp:inline>
+        </w:drawing>
+      </w:r>
+    </w:p>
+    <w:p>
+      <w:pPr>
+        <w:pStyle w:val="Carcentrado"/>
+        <w:rPr/>
+      </w:pPr>
+      <w:r>
+        <w:rPr/>
+        <w:t xml:space="preserve">Figura </w:t>
+      </w:r>
+      <w:bookmarkStart w:id="7" w:name="RefFigura_variasfiguras_2"/>
+      <w:r>
+        <w:rPr/>
+        <w:fldChar w:fldCharType="begin"/>
+      </w:r>
+      <w:r>
+        <w:rPr/>
+        <w:instrText xml:space="preserve"> SEQ Figura \* ARABIC </w:instrText>
+      </w:r>
+      <w:r>
+        <w:rPr/>
+        <w:fldChar w:fldCharType="separate"/>
+      </w:r>
+      <w:r>
+        <w:rPr/>
+        <w:t>4</w:t>
+      </w:r>
+      <w:r>
+        <w:rPr/>
+        <w:fldChar w:fldCharType="end"/>
+      </w:r>
+      <w:bookmarkEnd w:id="7"/>
+      <w:r>
+        <w:rPr/>
+        <w:t>. Este es Pikachu con estilo Car_centrado.</w:t>
+      </w:r>
+    </w:p>
+    <w:p>
+      <w:pPr>
+        <w:pStyle w:val="Normal"/>
+        <w:rPr/>
+      </w:pPr>
+      <w:r>
+        <w:rPr/>
+      </w:r>
+    </w:p>
+    <w:p>
+      <w:pPr>
+        <w:pStyle w:val="Normal"/>
+        <w:spacing w:lineRule="auto" w:line="240"/>
+        <w:rPr>
+          <w:lang w:val="es-MX"/>
+        </w:rPr>
+      </w:pPr>
+      <w:r>
+        <w:rPr>
+          <w:lang w:val="es-MX"/>
+        </w:rPr>
+      </w:r>
+    </w:p>
+    <w:p>
+      <w:pPr>
+        <w:pStyle w:val="Normal"/>
+        <w:spacing w:lineRule="auto" w:line="240"/>
+        <w:rPr>
+          <w:lang w:val="es-MX"/>
+        </w:rPr>
+      </w:pPr>
+      <w:r>
+        <w:rPr>
+          <w:lang w:val="es-MX"/>
+        </w:rPr>
+        <w:t>Ahora mostraré que se pueden insertar referencias y que las referencias cruzadas a otra sección se mantienen (</w:t>
+      </w:r>
+      <w:r>
+        <w:rPr>
+          <w:lang w:val="es-MX"/>
+        </w:rPr>
+        <w:fldChar w:fldCharType="begin"/>
+      </w:r>
+      <w:r>
+        <w:rPr>
+          <w:lang w:val="es-MX"/>
+        </w:rPr>
+        <w:instrText xml:space="preserve"> REF __RefHeading___Toc3159_1024240431 \h </w:instrText>
+      </w:r>
+      <w:r>
+        <w:rPr>
+          <w:lang w:val="es-MX"/>
+        </w:rPr>
+        <w:fldChar w:fldCharType="separate"/>
+      </w:r>
+      <w:r>
+        <w:rPr>
+          <w:lang w:val="es-MX"/>
+        </w:rPr>
+        <w:t>Ejemplo 4: Insertar una lista.</w:t>
+      </w:r>
+      <w:r>
+        <w:rPr>
+          <w:lang w:val="es-MX"/>
+        </w:rPr>
+        <w:fldChar w:fldCharType="end"/>
+      </w:r>
+      <w:r>
+        <w:rPr>
+          <w:lang w:val="es-MX"/>
+        </w:rPr>
+        <w:t>).</w:t>
+      </w:r>
+    </w:p>
+    <w:p>
+      <w:pPr>
+        <w:pStyle w:val="Heading1"/>
+        <w:rPr>
+          <w:lang w:val="es-MX"/>
+        </w:rPr>
+      </w:pPr>
+      <w:bookmarkStart w:id="8" w:name="__RefHeading___Toc1025_2736757441"/>
+      <w:bookmarkEnd w:id="8"/>
+      <w:r>
+        <w:rPr>
+          <w:lang w:val="es-MX"/>
+        </w:rPr>
+        <w:t>Ejemplo 8: Rellenar tabla existente.</w:t>
       </w:r>
     </w:p>
     <w:p>
@@ -819,68 +1171,7 @@
         <w:rPr>
           <w:lang w:val="es-MX"/>
         </w:rPr>
-        <w:t xml:space="preserve">En este </w:t>
-      </w:r>
-      <w:r>
-        <w:rPr>
-          <w:lang w:val="es-MX"/>
-        </w:rPr>
-        <w:t>apartado realizaremos varios ejemplos en donde</w:t>
-      </w:r>
-      <w:r>
-        <w:rPr>
-          <w:lang w:val="es-MX"/>
-        </w:rPr>
-        <w:t xml:space="preserve"> vamos a rellenar tabla</w:t>
-      </w:r>
-      <w:r>
-        <w:rPr>
-          <w:lang w:val="es-MX"/>
-        </w:rPr>
-        <w:t>s</w:t>
-      </w:r>
-      <w:r>
-        <w:rPr>
-          <w:lang w:val="es-MX"/>
-        </w:rPr>
-        <w:t xml:space="preserve"> que ya existe</w:t>
-      </w:r>
-      <w:r>
-        <w:rPr>
-          <w:lang w:val="es-MX"/>
-        </w:rPr>
-        <w:t>n</w:t>
-      </w:r>
-      <w:r>
-        <w:rPr>
-          <w:lang w:val="es-MX"/>
-        </w:rPr>
-        <w:t xml:space="preserve"> </w:t>
-      </w:r>
-      <w:r>
-        <w:rPr>
-          <w:lang w:val="es-MX"/>
-        </w:rPr>
-        <w:t>en la plantill</w:t>
-      </w:r>
-      <w:r>
-        <w:rPr>
-          <w:lang w:val="es-MX"/>
-        </w:rPr>
-        <w:t>a para probar toda la potencia de EZSNAKE para editar y crear tablas.</w:t>
-      </w:r>
-    </w:p>
-    <w:p>
-      <w:pPr>
-        <w:pStyle w:val="Normal"/>
-        <w:rPr>
-          <w:lang w:val="es-MX"/>
-        </w:rPr>
-      </w:pPr>
-      <w:r>
-        <w:rPr>
-          <w:lang w:val="es-MX"/>
-        </w:rPr>
+        <w:t>En este apartado realizaremos varios ejemplos en donde vamos a rellenar tablas que ya existen en la plantilla para probar toda la potencia de EZSNAKE para editar y crear tablas.</w:t>
       </w:r>
     </w:p>
     <w:p>
@@ -890,7 +1181,7 @@
       </w:pPr>
       <w:r>
         <w:rPr/>
-        <w:t>Ejemplo 7.1: Rellenar tabla y editar algunas propiedades de esta</w:t>
+        <w:t>Ejemplo 8.1: Rellenar tabla y editar algunas propiedades de esta.</w:t>
       </w:r>
     </w:p>
     <w:p>
@@ -914,31 +1205,7 @@
       </w:pPr>
       <w:r>
         <w:rPr/>
-        <w:t>V</w:t>
-      </w:r>
-      <w:r>
-        <w:rPr/>
-        <w:t xml:space="preserve">amos a editar </w:t>
-      </w:r>
-      <w:r>
-        <w:rPr/>
-        <w:t xml:space="preserve">la </w:t>
-      </w:r>
-      <w:r>
-        <w:rPr/>
-        <w:t>“</w:t>
-      </w:r>
-      <w:r>
-        <w:rPr/>
-        <w:t>INSERTA REFERENCIA A LA TABLA ACÁ”; rellenandola</w:t>
-      </w:r>
-      <w:r>
-        <w:rPr/>
-        <w:t xml:space="preserve"> con tres filas: en la última fila de la columna edad se colocará un color de fondo; además la columna edad tendrá un estilo justificado; mientas que las otras dos columnas tendrán estilo centrado. Para poder agregar estilos del texto, este debe existir dentro de la plantilla (vea en estilos: </w:t>
-      </w:r>
-      <w:r>
-        <w:rPr/>
-        <w:t xml:space="preserve">tabla_encabezado_centrado_blanco,  tabla_encabezado_centrado_negro, tabla_text_centrado,  tabla_text_justificado). </w:t>
+        <w:t xml:space="preserve">Vamos a editar la “INSERTA REFERENCIA A LA TABLA ACÁ”; rellenandola con tres filas: en la última fila de la columna edad se colocará un color de fondo; además la columna edad tendrá un estilo justificado; mientas que las otras dos columnas tendrán estilo centrado. Para poder agregar estilos del texto, este debe existir dentro de la plantilla (vea en estilos: tabla_encabezado_centrado_blanco,  tabla_encabezado_centrado_negro, tabla_text_centrado,  tabla_text_justificado). </w:t>
       </w:r>
     </w:p>
     <w:p>
@@ -986,14 +1253,6 @@
           <w:bottom w:w="58" w:type="dxa"/>
           <w:end w:w="58" w:type="dxa"/>
         </w:tblCellMar>
-        <w:tblBorders>
-          <w:top w:val="single" w:sz="4" w:space="0" w:color="000000"/>
-          <w:left w:val="single" w:sz="4" w:space="0" w:color="000000"/>
-          <w:bottom w:val="single" w:sz="4" w:space="0" w:color="000000"/>
-          <w:right w:val="single" w:sz="4" w:space="0" w:color="000000"/>
-          <w:insideH w:val="single" w:sz="4" w:space="0" w:color="000000"/>
-          <w:insideV w:val="single" w:sz="4" w:space="0" w:color="000000"/>
-        </w:tblBorders>
       </w:tblPr>
       <w:tblGrid>
         <w:gridCol w:w="3008"/>
@@ -1011,6 +1270,7 @@
               <w:top w:val="single" w:sz="4" w:space="0" w:color="000000"/>
               <w:start w:val="single" w:sz="4" w:space="0" w:color="000000"/>
               <w:bottom w:val="single" w:sz="4" w:space="0" w:color="000000"/>
+              <w:end w:val="single" w:sz="4" w:space="0" w:color="000000"/>
             </w:tcBorders>
             <w:shd w:fill="3465A4" w:val="clear"/>
           </w:tcPr>
@@ -1032,6 +1292,7 @@
               <w:top w:val="single" w:sz="4" w:space="0" w:color="000000"/>
               <w:start w:val="single" w:sz="4" w:space="0" w:color="000000"/>
               <w:bottom w:val="single" w:sz="4" w:space="0" w:color="000000"/>
+              <w:end w:val="single" w:sz="4" w:space="0" w:color="000000"/>
             </w:tcBorders>
             <w:shd w:fill="3465A4" w:val="clear"/>
           </w:tcPr>
@@ -1087,7 +1348,7 @@
       </w:tr>
       <w:tr>
         <w:trPr>
-          <w:trHeight w:val="454"/>
+          <w:trHeight w:val="454" w:hRule="atLeast"/>
         </w:trPr>
         <w:tc>
           <w:tcPr>
@@ -1103,8 +1364,10 @@
           <w:p>
             <w:pPr>
               <w:pStyle w:val="tablatextocentrado"/>
+              <w:rPr/>
             </w:pPr>
             <w:r>
+              <w:rPr/>
               <w:t>Fernando</w:t>
             </w:r>
           </w:p>
@@ -1123,8 +1386,10 @@
           <w:p>
             <w:pPr>
               <w:pStyle w:val="tablatextocentrado"/>
+              <w:rPr/>
             </w:pPr>
             <w:r>
+              <w:rPr/>
               <w:t>Bello</w:t>
             </w:r>
           </w:p>
@@ -1143,8 +1408,10 @@
           <w:p>
             <w:pPr>
               <w:pStyle w:val="tablatextojustificado"/>
+              <w:rPr/>
             </w:pPr>
             <w:r>
+              <w:rPr/>
               <w:t>21</w:t>
             </w:r>
           </w:p>
@@ -1152,46 +1419,70 @@
       </w:tr>
       <w:tr>
         <w:trPr>
-          <w:trHeight w:val="454"/>
+          <w:trHeight w:val="454" w:hRule="atLeast"/>
         </w:trPr>
         <w:tc>
           <w:tcPr>
-            <w:tcW w:type="dxa" w:w="3008"/>
+            <w:tcW w:w="3008" w:type="dxa"/>
+            <w:tcBorders>
+              <w:top w:val="single" w:sz="4" w:space="0" w:color="000000"/>
+              <w:start w:val="single" w:sz="4" w:space="0" w:color="000000"/>
+              <w:bottom w:val="single" w:sz="4" w:space="0" w:color="000000"/>
+              <w:end w:val="single" w:sz="4" w:space="0" w:color="000000"/>
+            </w:tcBorders>
             <w:vAlign w:val="center"/>
           </w:tcPr>
           <w:p>
             <w:pPr>
               <w:pStyle w:val="tablatextocentrado"/>
+              <w:rPr/>
             </w:pPr>
             <w:r>
+              <w:rPr/>
               <w:t>José</w:t>
             </w:r>
           </w:p>
         </w:tc>
         <w:tc>
           <w:tcPr>
-            <w:tcW w:type="dxa" w:w="3009"/>
+            <w:tcW w:w="3009" w:type="dxa"/>
+            <w:tcBorders>
+              <w:top w:val="single" w:sz="4" w:space="0" w:color="000000"/>
+              <w:start w:val="single" w:sz="4" w:space="0" w:color="000000"/>
+              <w:bottom w:val="single" w:sz="4" w:space="0" w:color="000000"/>
+              <w:end w:val="single" w:sz="4" w:space="0" w:color="000000"/>
+            </w:tcBorders>
             <w:vAlign w:val="center"/>
           </w:tcPr>
           <w:p>
             <w:pPr>
               <w:pStyle w:val="tablatextocentrado"/>
+              <w:rPr/>
             </w:pPr>
             <w:r>
+              <w:rPr/>
               <w:t>Fuentes</w:t>
             </w:r>
           </w:p>
         </w:tc>
         <w:tc>
           <w:tcPr>
-            <w:tcW w:type="dxa" w:w="3009"/>
+            <w:tcW w:w="3009" w:type="dxa"/>
+            <w:tcBorders>
+              <w:top w:val="single" w:sz="4" w:space="0" w:color="000000"/>
+              <w:start w:val="single" w:sz="4" w:space="0" w:color="000000"/>
+              <w:bottom w:val="single" w:sz="4" w:space="0" w:color="000000"/>
+              <w:end w:val="single" w:sz="4" w:space="0" w:color="000000"/>
+            </w:tcBorders>
             <w:vAlign w:val="center"/>
           </w:tcPr>
           <w:p>
             <w:pPr>
               <w:pStyle w:val="tablatextojustificado"/>
+              <w:rPr/>
             </w:pPr>
             <w:r>
+              <w:rPr/>
               <w:t>23</w:t>
             </w:r>
           </w:p>
@@ -1199,47 +1490,71 @@
       </w:tr>
       <w:tr>
         <w:trPr>
-          <w:trHeight w:val="454"/>
+          <w:trHeight w:val="454" w:hRule="atLeast"/>
         </w:trPr>
         <w:tc>
           <w:tcPr>
-            <w:tcW w:type="dxa" w:w="3008"/>
+            <w:tcW w:w="3008" w:type="dxa"/>
+            <w:tcBorders>
+              <w:top w:val="single" w:sz="4" w:space="0" w:color="000000"/>
+              <w:start w:val="single" w:sz="4" w:space="0" w:color="000000"/>
+              <w:bottom w:val="single" w:sz="4" w:space="0" w:color="000000"/>
+              <w:end w:val="single" w:sz="4" w:space="0" w:color="000000"/>
+            </w:tcBorders>
             <w:vAlign w:val="center"/>
           </w:tcPr>
           <w:p>
             <w:pPr>
               <w:pStyle w:val="tablatextocentrado"/>
+              <w:rPr/>
             </w:pPr>
             <w:r>
+              <w:rPr/>
               <w:t>Azeroth</w:t>
             </w:r>
           </w:p>
         </w:tc>
         <w:tc>
           <w:tcPr>
-            <w:tcW w:type="dxa" w:w="3009"/>
+            <w:tcW w:w="3009" w:type="dxa"/>
+            <w:tcBorders>
+              <w:top w:val="single" w:sz="4" w:space="0" w:color="000000"/>
+              <w:start w:val="single" w:sz="4" w:space="0" w:color="000000"/>
+              <w:bottom w:val="single" w:sz="4" w:space="0" w:color="000000"/>
+              <w:end w:val="single" w:sz="4" w:space="0" w:color="000000"/>
+            </w:tcBorders>
             <w:vAlign w:val="center"/>
           </w:tcPr>
           <w:p>
             <w:pPr>
               <w:pStyle w:val="tablatextocentrado"/>
+              <w:rPr/>
             </w:pPr>
             <w:r>
+              <w:rPr/>
               <w:t>Stormrage</w:t>
             </w:r>
           </w:p>
         </w:tc>
         <w:tc>
           <w:tcPr>
-            <w:tcW w:type="dxa" w:w="3009"/>
-            <w:shd w:fill="4B78C8"/>
+            <w:tcW w:w="3009" w:type="dxa"/>
+            <w:tcBorders>
+              <w:top w:val="single" w:sz="4" w:space="0" w:color="000000"/>
+              <w:start w:val="single" w:sz="4" w:space="0" w:color="000000"/>
+              <w:bottom w:val="single" w:sz="4" w:space="0" w:color="000000"/>
+              <w:end w:val="single" w:sz="4" w:space="0" w:color="000000"/>
+            </w:tcBorders>
+            <w:shd w:fill="4B78C8" w:val="clear"/>
             <w:vAlign w:val="center"/>
           </w:tcPr>
           <w:p>
             <w:pPr>
               <w:pStyle w:val="tablatextojustificado"/>
+              <w:rPr/>
             </w:pPr>
             <w:r>
+              <w:rPr/>
               <w:t>2500</w:t>
             </w:r>
           </w:p>
@@ -1261,6 +1576,21 @@
     </w:p>
     <w:p>
       <w:pPr>
+        <w:pStyle w:val="Heading2"/>
+        <w:ind w:hanging="0" w:start="0"/>
+        <w:rPr>
+          <w:lang w:val="es-MX"/>
+        </w:rPr>
+      </w:pPr>
+      <w:r>
+        <w:rPr>
+          <w:lang w:val="es-MX"/>
+        </w:rPr>
+        <w:t>Ejemplo 8.2: Rellenar tabla y agrupar valores.</w:t>
+      </w:r>
+    </w:p>
+    <w:p>
+      <w:pPr>
         <w:pStyle w:val="Normal1"/>
         <w:rPr/>
       </w:pPr>
@@ -1275,7 +1605,7 @@
       </w:pPr>
       <w:r>
         <w:rPr/>
-        <w:t>Ahora vamos a rellenar esta otra tabla pero agrupando valores. Vamos a hacer una combnación de la primera columna cuando hayan valores repetidos consecutivos</w:t>
+        <w:t>Ahora vamos a rellenar esta otra tabla pero agrupando valores. Vamos a hacer una combnación de la primera columna cuando hayan valores repetidos consecutivos.</w:t>
       </w:r>
     </w:p>
     <w:p>
@@ -1299,14 +1629,6 @@
           <w:bottom w:w="58" w:type="dxa"/>
           <w:end w:w="58" w:type="dxa"/>
         </w:tblCellMar>
-        <w:tblBorders>
-          <w:top w:val="single" w:sz="4" w:space="0" w:color="000000"/>
-          <w:left w:val="single" w:sz="4" w:space="0" w:color="000000"/>
-          <w:bottom w:val="single" w:sz="4" w:space="0" w:color="000000"/>
-          <w:right w:val="single" w:sz="4" w:space="0" w:color="000000"/>
-          <w:insideH w:val="single" w:sz="4" w:space="0" w:color="000000"/>
-          <w:insideV w:val="single" w:sz="4" w:space="0" w:color="000000"/>
-        </w:tblBorders>
       </w:tblPr>
       <w:tblGrid>
         <w:gridCol w:w="3008"/>
@@ -1324,6 +1646,7 @@
               <w:top w:val="single" w:sz="4" w:space="0" w:color="000000"/>
               <w:start w:val="single" w:sz="4" w:space="0" w:color="000000"/>
               <w:bottom w:val="single" w:sz="4" w:space="0" w:color="000000"/>
+              <w:end w:val="single" w:sz="4" w:space="0" w:color="000000"/>
             </w:tcBorders>
             <w:shd w:fill="3465A4" w:val="clear"/>
           </w:tcPr>
@@ -1345,6 +1668,7 @@
               <w:top w:val="single" w:sz="4" w:space="0" w:color="000000"/>
               <w:start w:val="single" w:sz="4" w:space="0" w:color="000000"/>
               <w:bottom w:val="single" w:sz="4" w:space="0" w:color="000000"/>
+              <w:end w:val="single" w:sz="4" w:space="0" w:color="000000"/>
             </w:tcBorders>
             <w:shd w:fill="3465A4" w:val="clear"/>
           </w:tcPr>
@@ -1400,7 +1724,7 @@
       </w:tr>
       <w:tr>
         <w:trPr>
-          <w:trHeight w:val="454"/>
+          <w:trHeight w:val="454" w:hRule="atLeast"/>
         </w:trPr>
         <w:tc>
           <w:tcPr>
@@ -1417,8 +1741,10 @@
           <w:p>
             <w:pPr>
               <w:pStyle w:val="tablatextocentrado"/>
+              <w:rPr/>
             </w:pPr>
             <w:r>
+              <w:rPr/>
               <w:t>Fernando</w:t>
             </w:r>
           </w:p>
@@ -1437,9 +1763,11 @@
           <w:p>
             <w:pPr>
               <w:pStyle w:val="tablatextocentrado"/>
+              <w:rPr/>
             </w:pPr>
             <w:r>
-              <w:t>Bello</w:t>
+              <w:rPr/>
+              <w:t>Alien</w:t>
             </w:r>
           </w:p>
         </w:tc>
@@ -1457,136 +1785,222 @@
           <w:p>
             <w:pPr>
               <w:pStyle w:val="tablatextocentrado"/>
+              <w:rPr/>
             </w:pPr>
             <w:r>
-              <w:t>21</w:t>
+              <w:rPr/>
+              <w:t>100</w:t>
             </w:r>
           </w:p>
         </w:tc>
       </w:tr>
       <w:tr>
         <w:trPr>
-          <w:trHeight w:val="454"/>
+          <w:trHeight w:val="454" w:hRule="atLeast"/>
         </w:trPr>
         <w:tc>
           <w:tcPr>
-            <w:tcW w:type="dxa" w:w="3008"/>
-            <w:vMerge/>
+            <w:tcW w:w="3008" w:type="dxa"/>
+            <w:vMerge w:val="continue"/>
+            <w:tcBorders>
+              <w:top w:val="single" w:sz="4" w:space="0" w:color="000000"/>
+              <w:start w:val="single" w:sz="4" w:space="0" w:color="000000"/>
+              <w:bottom w:val="single" w:sz="4" w:space="0" w:color="000000"/>
+              <w:end w:val="single" w:sz="4" w:space="0" w:color="000000"/>
+            </w:tcBorders>
           </w:tcPr>
-          <w:p/>
+          <w:p>
+            <w:pPr>
+              <w:pStyle w:val="Normal"/>
+              <w:rPr/>
+            </w:pPr>
+            <w:r>
+              <w:rPr/>
+            </w:r>
+          </w:p>
         </w:tc>
         <w:tc>
           <w:tcPr>
-            <w:tcW w:type="dxa" w:w="3009"/>
+            <w:tcW w:w="3009" w:type="dxa"/>
+            <w:tcBorders>
+              <w:top w:val="single" w:sz="4" w:space="0" w:color="000000"/>
+              <w:start w:val="single" w:sz="4" w:space="0" w:color="000000"/>
+              <w:bottom w:val="single" w:sz="4" w:space="0" w:color="000000"/>
+              <w:end w:val="single" w:sz="4" w:space="0" w:color="000000"/>
+            </w:tcBorders>
             <w:vAlign w:val="center"/>
           </w:tcPr>
           <w:p>
             <w:pPr>
               <w:pStyle w:val="tablatextocentrado"/>
+              <w:rPr/>
             </w:pPr>
             <w:r>
-              <w:t>Fuentes</w:t>
+              <w:rPr/>
+              <w:t>Astronauta</w:t>
             </w:r>
           </w:p>
         </w:tc>
         <w:tc>
           <w:tcPr>
-            <w:tcW w:type="dxa" w:w="3009"/>
+            <w:tcW w:w="3009" w:type="dxa"/>
+            <w:tcBorders>
+              <w:top w:val="single" w:sz="4" w:space="0" w:color="000000"/>
+              <w:start w:val="single" w:sz="4" w:space="0" w:color="000000"/>
+              <w:bottom w:val="single" w:sz="4" w:space="0" w:color="000000"/>
+              <w:end w:val="single" w:sz="4" w:space="0" w:color="000000"/>
+            </w:tcBorders>
             <w:vAlign w:val="center"/>
           </w:tcPr>
           <w:p>
             <w:pPr>
               <w:pStyle w:val="tablatextocentrado"/>
+              <w:rPr/>
             </w:pPr>
             <w:r>
-              <w:t>23</w:t>
+              <w:rPr/>
+              <w:t>100</w:t>
             </w:r>
           </w:p>
         </w:tc>
       </w:tr>
       <w:tr>
         <w:trPr>
-          <w:trHeight w:val="454"/>
+          <w:trHeight w:val="454" w:hRule="atLeast"/>
         </w:trPr>
         <w:tc>
           <w:tcPr>
-            <w:tcW w:type="dxa" w:w="3008"/>
-            <w:vMerge/>
+            <w:tcW w:w="3008" w:type="dxa"/>
+            <w:vMerge w:val="continue"/>
+            <w:tcBorders>
+              <w:top w:val="single" w:sz="4" w:space="0" w:color="000000"/>
+              <w:start w:val="single" w:sz="4" w:space="0" w:color="000000"/>
+              <w:bottom w:val="single" w:sz="4" w:space="0" w:color="000000"/>
+              <w:end w:val="single" w:sz="4" w:space="0" w:color="000000"/>
+            </w:tcBorders>
           </w:tcPr>
-          <w:p/>
+          <w:p>
+            <w:pPr>
+              <w:pStyle w:val="Normal"/>
+              <w:rPr/>
+            </w:pPr>
+            <w:r>
+              <w:rPr/>
+            </w:r>
+          </w:p>
         </w:tc>
         <w:tc>
           <w:tcPr>
-            <w:tcW w:type="dxa" w:w="3009"/>
+            <w:tcW w:w="3009" w:type="dxa"/>
+            <w:tcBorders>
+              <w:top w:val="single" w:sz="4" w:space="0" w:color="000000"/>
+              <w:start w:val="single" w:sz="4" w:space="0" w:color="000000"/>
+              <w:bottom w:val="single" w:sz="4" w:space="0" w:color="000000"/>
+              <w:end w:val="single" w:sz="4" w:space="0" w:color="000000"/>
+            </w:tcBorders>
             <w:vAlign w:val="center"/>
           </w:tcPr>
           <w:p>
             <w:pPr>
               <w:pStyle w:val="tablatextocentrado"/>
+              <w:rPr/>
             </w:pPr>
             <w:r>
-              <w:t>Stormrage</w:t>
+              <w:rPr/>
+              <w:t>Pirata</w:t>
             </w:r>
           </w:p>
         </w:tc>
         <w:tc>
           <w:tcPr>
-            <w:tcW w:type="dxa" w:w="3009"/>
+            <w:tcW w:w="3009" w:type="dxa"/>
+            <w:tcBorders>
+              <w:top w:val="single" w:sz="4" w:space="0" w:color="000000"/>
+              <w:start w:val="single" w:sz="4" w:space="0" w:color="000000"/>
+              <w:bottom w:val="single" w:sz="4" w:space="0" w:color="000000"/>
+              <w:end w:val="single" w:sz="4" w:space="0" w:color="000000"/>
+            </w:tcBorders>
             <w:vAlign w:val="center"/>
           </w:tcPr>
           <w:p>
             <w:pPr>
               <w:pStyle w:val="tablatextocentrado"/>
+              <w:rPr/>
             </w:pPr>
             <w:r>
-              <w:t>2500</w:t>
+              <w:rPr/>
+              <w:t>30</w:t>
             </w:r>
           </w:p>
         </w:tc>
       </w:tr>
       <w:tr>
         <w:trPr>
-          <w:trHeight w:val="454"/>
+          <w:trHeight w:val="454" w:hRule="atLeast"/>
         </w:trPr>
         <w:tc>
           <w:tcPr>
-            <w:tcW w:type="dxa" w:w="3008"/>
+            <w:tcW w:w="3008" w:type="dxa"/>
+            <w:tcBorders>
+              <w:top w:val="single" w:sz="4" w:space="0" w:color="000000"/>
+              <w:start w:val="single" w:sz="4" w:space="0" w:color="000000"/>
+              <w:bottom w:val="single" w:sz="4" w:space="0" w:color="000000"/>
+              <w:end w:val="single" w:sz="4" w:space="0" w:color="000000"/>
+            </w:tcBorders>
             <w:vAlign w:val="center"/>
           </w:tcPr>
           <w:p>
             <w:pPr>
               <w:pStyle w:val="tablatextocentrado"/>
+              <w:rPr/>
             </w:pPr>
             <w:r>
+              <w:rPr/>
               <w:t>José</w:t>
             </w:r>
           </w:p>
         </w:tc>
         <w:tc>
           <w:tcPr>
-            <w:tcW w:type="dxa" w:w="3009"/>
+            <w:tcW w:w="3009" w:type="dxa"/>
+            <w:tcBorders>
+              <w:top w:val="single" w:sz="4" w:space="0" w:color="000000"/>
+              <w:start w:val="single" w:sz="4" w:space="0" w:color="000000"/>
+              <w:bottom w:val="single" w:sz="4" w:space="0" w:color="000000"/>
+              <w:end w:val="single" w:sz="4" w:space="0" w:color="000000"/>
+            </w:tcBorders>
             <w:vAlign w:val="center"/>
           </w:tcPr>
           <w:p>
             <w:pPr>
               <w:pStyle w:val="tablatextocentrado"/>
+              <w:rPr/>
             </w:pPr>
             <w:r>
-              <w:t>Bello</w:t>
+              <w:rPr/>
+              <w:t>Científico</w:t>
             </w:r>
           </w:p>
         </w:tc>
         <w:tc>
           <w:tcPr>
-            <w:tcW w:type="dxa" w:w="3009"/>
+            <w:tcW w:w="3009" w:type="dxa"/>
+            <w:tcBorders>
+              <w:top w:val="single" w:sz="4" w:space="0" w:color="000000"/>
+              <w:start w:val="single" w:sz="4" w:space="0" w:color="000000"/>
+              <w:bottom w:val="single" w:sz="4" w:space="0" w:color="000000"/>
+              <w:end w:val="single" w:sz="4" w:space="0" w:color="000000"/>
+            </w:tcBorders>
             <w:vAlign w:val="center"/>
           </w:tcPr>
           <w:p>
             <w:pPr>
               <w:pStyle w:val="tablatextocentrado"/>
+              <w:rPr/>
             </w:pPr>
             <w:r>
-              <w:t>40</w:t>
+              <w:rPr/>
+              <w:t>95</w:t>
             </w:r>
           </w:p>
         </w:tc>
@@ -1608,11 +2022,13 @@
           <w:lang w:val="es-MX"/>
         </w:rPr>
       </w:pPr>
-      <w:r>
-        <w:rPr>
-          <w:lang w:val="es-MX"/>
-        </w:rPr>
-        <w:t>Ejemplo 8: Reemplazar una variable por una tabla con referencia o sin referencia</w:t>
+      <w:bookmarkStart w:id="9" w:name="__RefHeading___Toc3157_1024240431"/>
+      <w:bookmarkEnd w:id="9"/>
+      <w:r>
+        <w:rPr>
+          <w:lang w:val="es-MX"/>
+        </w:rPr>
+        <w:t>Ejemplo 9: Reemplazar una variable por una tabla con referencia o sin referencia.</w:t>
       </w:r>
     </w:p>
     <w:p>
@@ -1624,7 +2040,55 @@
       </w:pPr>
       <w:r>
         <w:rPr/>
-        <w:t>Las tablas y las figuras funcionan de manera similar a las figuras; es decir, puedes tener la referencia previamente insertada y el título preparado (caso del ejemplo 5); o puedes construir referencia y título desde cero. Igualmente; puedes elegir el estilo del título y de la tabla en general. En este ejemplo solo haremos la construcción total de la tabla pues es el más complejo.</w:t>
+        <w:t xml:space="preserve">Las tablas y las figuras funcionan de manera similar a las figuras; es decir, puedes tener la referencia previamente insertada y el título preparado (caso del </w:t>
+      </w:r>
+      <w:r>
+        <w:rPr/>
+        <w:fldChar w:fldCharType="begin"/>
+      </w:r>
+      <w:r>
+        <w:rPr/>
+        <w:instrText xml:space="preserve"> REF __RefHeading___Toc149_3770905155 \h </w:instrText>
+      </w:r>
+      <w:r>
+        <w:rPr/>
+        <w:fldChar w:fldCharType="separate"/>
+      </w:r>
+      <w:r>
+        <w:rPr/>
+        <w:t>Ejemplo 5: Insertar una figura sin título.</w:t>
+      </w:r>
+      <w:r>
+        <w:rPr/>
+        <w:fldChar w:fldCharType="end"/>
+      </w:r>
+      <w:r>
+        <w:rPr/>
+        <w:t xml:space="preserve">); o puedes construir referencia y título desde cero (de forma similar al </w:t>
+      </w:r>
+      <w:r>
+        <w:rPr/>
+        <w:fldChar w:fldCharType="begin"/>
+      </w:r>
+      <w:r>
+        <w:rPr/>
+        <w:instrText xml:space="preserve"> REF __RefHeading___Toc147_3770905155 \h </w:instrText>
+      </w:r>
+      <w:r>
+        <w:rPr/>
+        <w:fldChar w:fldCharType="separate"/>
+      </w:r>
+      <w:r>
+        <w:rPr/>
+        <w:t>Ejemplo 6: Insertar una figura con título y agregar la referencia en un párrafo.</w:t>
+      </w:r>
+      <w:r>
+        <w:rPr/>
+        <w:fldChar w:fldCharType="end"/>
+      </w:r>
+      <w:r>
+        <w:rPr/>
+        <w:t xml:space="preserve">). En el código podrás ver cómo se construye una tabla desde cero.  </w:t>
       </w:r>
     </w:p>
     <w:p>
@@ -1643,6 +2107,40 @@
     </w:p>
     <w:p>
       <w:pPr>
+        <w:pStyle w:val="Normal1"/>
+        <w:rPr/>
+      </w:pPr>
+      <w:r>
+        <w:rPr/>
+        <w:t xml:space="preserve">En la tabla Tabla </w:t>
+      </w:r>
+      <w:r>
+        <w:rPr/>
+        <w:fldChar w:fldCharType="begin"/>
+      </w:r>
+      <w:r>
+        <w:rPr/>
+        <w:instrText xml:space="preserve"> REF RefTabla_tablacreadadesdecero \h </w:instrText>
+      </w:r>
+      <w:r>
+        <w:rPr/>
+        <w:fldChar w:fldCharType="separate"/>
+      </w:r>
+      <w:r>
+        <w:rPr/>
+        <w:t>1</w:t>
+      </w:r>
+      <w:r>
+        <w:rPr/>
+        <w:fldChar w:fldCharType="end"/>
+      </w:r>
+      <w:r>
+        <w:rPr/>
+        <w:t xml:space="preserve"> vamos a insertar un título con un formato elegido desde el código (Car_centrado); recuerda que el estilo debe existir en la plantilla para que pueda ser usado. Para insertar una referencia a una tabla, esta debe comenzar con la palabra clave “reftabla_” seguido del nombre que desees para identificar la tabla. Y para crear la tabla se debe usar la palabra clave “refnuevatabla_” seguido del nombre de la tabla. Es muy importante que el nombre de la tabla sea el mismo que en la referencia.</w:t>
+      </w:r>
+    </w:p>
+    <w:p>
+      <w:pPr>
         <w:pStyle w:val="Normal"/>
         <w:spacing w:lineRule="auto" w:line="240"/>
         <w:rPr>
@@ -1653,7 +2151,16 @@
         <w:rPr>
           <w:lang w:val="es-MX"/>
         </w:rPr>
-        <w:t>Ahora inserto una tabla con su referencia &lt;&lt;reftabla_tabla1&gt;&gt;</w:t>
+      </w:r>
+    </w:p>
+    <w:p>
+      <w:pPr>
+        <w:pStyle w:val="Normal1"/>
+        <w:rPr/>
+      </w:pPr>
+      <w:r>
+        <w:rPr/>
+        <w:t>En esta tabla; vamos a colocar un header con fondo de color azul RGB = [50, 101, 164] igual que las tablas anteriores y letra de color blanco (tal como se indica en el formato tabla_header_centrado_blanco)</w:t>
       </w:r>
     </w:p>
     <w:p>
@@ -1672,29 +2179,420 @@
     </w:p>
     <w:p>
       <w:pPr>
-        <w:pStyle w:val="Normal"/>
-        <w:rPr>
-          <w:lang w:val="es-MX"/>
-        </w:rPr>
-      </w:pPr>
-      <w:r>
-        <w:rPr>
-          <w:lang w:val="es-MX"/>
-        </w:rPr>
-        <w:t>&lt;&lt;nuevatabla_tabla1&gt;&gt;</w:t>
-      </w:r>
-    </w:p>
-    <w:p>
-      <w:pPr>
-        <w:pStyle w:val="Normal"/>
-        <w:rPr>
-          <w:lang w:val="es-MX"/>
-        </w:rPr>
-      </w:pPr>
-      <w:r>
-        <w:rPr>
-          <w:lang w:val="es-MX"/>
-        </w:rPr>
+        <w:pStyle w:val="Carcentrado"/>
+        <w:rPr/>
+      </w:pPr>
+      <w:r>
+        <w:rPr/>
+        <w:t xml:space="preserve">Tabla </w:t>
+      </w:r>
+      <w:bookmarkStart w:id="10" w:name="RefTabla_tablacreadadesdecero"/>
+      <w:r>
+        <w:rPr/>
+        <w:fldChar w:fldCharType="begin"/>
+      </w:r>
+      <w:r>
+        <w:rPr/>
+        <w:instrText xml:space="preserve"> SEQ Tabla \* ARABIC </w:instrText>
+      </w:r>
+      <w:r>
+        <w:rPr/>
+        <w:fldChar w:fldCharType="separate"/>
+      </w:r>
+      <w:r>
+        <w:rPr/>
+        <w:t>1</w:t>
+      </w:r>
+      <w:r>
+        <w:rPr/>
+        <w:fldChar w:fldCharType="end"/>
+      </w:r>
+      <w:bookmarkEnd w:id="10"/>
+      <w:r>
+        <w:rPr/>
+        <w:t>. Esta es una tabla creada desde cero.</w:t>
+      </w:r>
+    </w:p>
+    <w:tbl>
+      <w:tblPr>
+        <w:tblW w:w="9027" w:type="dxa"/>
+        <w:jc w:val="start"/>
+        <w:tblInd w:w="0" w:type="dxa"/>
+        <w:tblLayout w:type="fixed"/>
+        <w:tblCellMar>
+          <w:top w:w="0" w:type="dxa"/>
+          <w:start w:w="108" w:type="dxa"/>
+          <w:bottom w:w="0" w:type="dxa"/>
+          <w:end w:w="108" w:type="dxa"/>
+        </w:tblCellMar>
+        <w:tblLook w:noHBand="0" w:noVBand="1" w:firstColumn="1" w:lastRow="0" w:lastColumn="0" w:firstRow="1" w:val="04a0"/>
+      </w:tblPr>
+      <w:tblGrid>
+        <w:gridCol w:w="3009"/>
+        <w:gridCol w:w="3009"/>
+        <w:gridCol w:w="3009"/>
+      </w:tblGrid>
+      <w:tr>
+        <w:trPr/>
+        <w:tc>
+          <w:tcPr>
+            <w:tcW w:w="3009" w:type="dxa"/>
+            <w:tcBorders>
+              <w:top w:val="single" w:sz="4" w:space="0" w:color="000000"/>
+              <w:start w:val="single" w:sz="4" w:space="0" w:color="000000"/>
+              <w:bottom w:val="single" w:sz="4" w:space="0" w:color="000000"/>
+              <w:end w:val="single" w:sz="4" w:space="0" w:color="000000"/>
+            </w:tcBorders>
+            <w:shd w:fill="3264A4" w:val="clear"/>
+            <w:vAlign w:val="center"/>
+          </w:tcPr>
+          <w:p>
+            <w:pPr>
+              <w:pStyle w:val="tablaheadercentradoblanco"/>
+              <w:rPr/>
+            </w:pPr>
+            <w:r>
+              <w:rPr>
+                <w:b/>
+              </w:rPr>
+              <w:t>Ubicación</w:t>
+            </w:r>
+          </w:p>
+        </w:tc>
+        <w:tc>
+          <w:tcPr>
+            <w:tcW w:w="3009" w:type="dxa"/>
+            <w:tcBorders>
+              <w:top w:val="single" w:sz="4" w:space="0" w:color="000000"/>
+              <w:start w:val="single" w:sz="4" w:space="0" w:color="000000"/>
+              <w:bottom w:val="single" w:sz="4" w:space="0" w:color="000000"/>
+              <w:end w:val="single" w:sz="4" w:space="0" w:color="000000"/>
+            </w:tcBorders>
+            <w:shd w:fill="3264A4" w:val="clear"/>
+            <w:vAlign w:val="center"/>
+          </w:tcPr>
+          <w:p>
+            <w:pPr>
+              <w:pStyle w:val="tablaheadercentradoblanco"/>
+              <w:rPr/>
+            </w:pPr>
+            <w:r>
+              <w:rPr>
+                <w:b/>
+              </w:rPr>
+              <w:t>Destino</w:t>
+            </w:r>
+          </w:p>
+        </w:tc>
+        <w:tc>
+          <w:tcPr>
+            <w:tcW w:w="3009" w:type="dxa"/>
+            <w:tcBorders>
+              <w:top w:val="single" w:sz="4" w:space="0" w:color="000000"/>
+              <w:start w:val="single" w:sz="4" w:space="0" w:color="000000"/>
+              <w:bottom w:val="single" w:sz="4" w:space="0" w:color="000000"/>
+              <w:end w:val="single" w:sz="4" w:space="0" w:color="000000"/>
+            </w:tcBorders>
+            <w:shd w:fill="3264A4" w:val="clear"/>
+            <w:vAlign w:val="center"/>
+          </w:tcPr>
+          <w:p>
+            <w:pPr>
+              <w:pStyle w:val="tablaheadercentradoblanco"/>
+              <w:rPr/>
+            </w:pPr>
+            <w:r>
+              <w:rPr>
+                <w:b/>
+              </w:rPr>
+              <w:t>Tiempo estimado</w:t>
+            </w:r>
+          </w:p>
+        </w:tc>
+      </w:tr>
+      <w:tr>
+        <w:trPr>
+          <w:trHeight w:val="454" w:hRule="atLeast"/>
+        </w:trPr>
+        <w:tc>
+          <w:tcPr>
+            <w:tcW w:w="3009" w:type="dxa"/>
+            <w:tcBorders>
+              <w:top w:val="single" w:sz="4" w:space="0" w:color="000000"/>
+              <w:start w:val="single" w:sz="4" w:space="0" w:color="000000"/>
+              <w:bottom w:val="single" w:sz="4" w:space="0" w:color="000000"/>
+              <w:end w:val="single" w:sz="4" w:space="0" w:color="000000"/>
+            </w:tcBorders>
+            <w:vAlign w:val="center"/>
+          </w:tcPr>
+          <w:p>
+            <w:pPr>
+              <w:pStyle w:val="tablatextocentrado"/>
+              <w:rPr/>
+            </w:pPr>
+            <w:r>
+              <w:rPr/>
+              <w:t>Av. Bolivar</w:t>
+            </w:r>
+          </w:p>
+        </w:tc>
+        <w:tc>
+          <w:tcPr>
+            <w:tcW w:w="3009" w:type="dxa"/>
+            <w:tcBorders>
+              <w:top w:val="single" w:sz="4" w:space="0" w:color="000000"/>
+              <w:start w:val="single" w:sz="4" w:space="0" w:color="000000"/>
+              <w:bottom w:val="single" w:sz="4" w:space="0" w:color="000000"/>
+              <w:end w:val="single" w:sz="4" w:space="0" w:color="000000"/>
+            </w:tcBorders>
+            <w:vAlign w:val="center"/>
+          </w:tcPr>
+          <w:p>
+            <w:pPr>
+              <w:pStyle w:val="tablatextocentrado"/>
+              <w:rPr/>
+            </w:pPr>
+            <w:r>
+              <w:rPr/>
+              <w:t>Av. Libertador</w:t>
+            </w:r>
+          </w:p>
+        </w:tc>
+        <w:tc>
+          <w:tcPr>
+            <w:tcW w:w="3009" w:type="dxa"/>
+            <w:tcBorders>
+              <w:top w:val="single" w:sz="4" w:space="0" w:color="000000"/>
+              <w:start w:val="single" w:sz="4" w:space="0" w:color="000000"/>
+              <w:bottom w:val="single" w:sz="4" w:space="0" w:color="000000"/>
+              <w:end w:val="single" w:sz="4" w:space="0" w:color="000000"/>
+            </w:tcBorders>
+            <w:vAlign w:val="center"/>
+          </w:tcPr>
+          <w:p>
+            <w:pPr>
+              <w:pStyle w:val="tablatextocentrado"/>
+              <w:rPr/>
+            </w:pPr>
+            <w:r>
+              <w:rPr/>
+              <w:t>21 minutos</w:t>
+            </w:r>
+          </w:p>
+        </w:tc>
+      </w:tr>
+      <w:tr>
+        <w:trPr>
+          <w:trHeight w:val="454" w:hRule="atLeast"/>
+        </w:trPr>
+        <w:tc>
+          <w:tcPr>
+            <w:tcW w:w="3009" w:type="dxa"/>
+            <w:tcBorders>
+              <w:top w:val="single" w:sz="4" w:space="0" w:color="000000"/>
+              <w:start w:val="single" w:sz="4" w:space="0" w:color="000000"/>
+              <w:bottom w:val="single" w:sz="4" w:space="0" w:color="000000"/>
+              <w:end w:val="single" w:sz="4" w:space="0" w:color="000000"/>
+            </w:tcBorders>
+            <w:vAlign w:val="center"/>
+          </w:tcPr>
+          <w:p>
+            <w:pPr>
+              <w:pStyle w:val="tablatextocentrado"/>
+              <w:rPr/>
+            </w:pPr>
+            <w:r>
+              <w:rPr/>
+              <w:t>Calle Miranda</w:t>
+            </w:r>
+          </w:p>
+        </w:tc>
+        <w:tc>
+          <w:tcPr>
+            <w:tcW w:w="3009" w:type="dxa"/>
+            <w:tcBorders>
+              <w:top w:val="single" w:sz="4" w:space="0" w:color="000000"/>
+              <w:start w:val="single" w:sz="4" w:space="0" w:color="000000"/>
+              <w:bottom w:val="single" w:sz="4" w:space="0" w:color="000000"/>
+              <w:end w:val="single" w:sz="4" w:space="0" w:color="000000"/>
+            </w:tcBorders>
+            <w:vAlign w:val="center"/>
+          </w:tcPr>
+          <w:p>
+            <w:pPr>
+              <w:pStyle w:val="tablatextocentrado"/>
+              <w:rPr/>
+            </w:pPr>
+            <w:r>
+              <w:rPr/>
+              <w:t>Av. Sucre</w:t>
+            </w:r>
+          </w:p>
+        </w:tc>
+        <w:tc>
+          <w:tcPr>
+            <w:tcW w:w="3009" w:type="dxa"/>
+            <w:tcBorders>
+              <w:top w:val="single" w:sz="4" w:space="0" w:color="000000"/>
+              <w:start w:val="single" w:sz="4" w:space="0" w:color="000000"/>
+              <w:bottom w:val="single" w:sz="4" w:space="0" w:color="000000"/>
+              <w:end w:val="single" w:sz="4" w:space="0" w:color="000000"/>
+            </w:tcBorders>
+            <w:vAlign w:val="center"/>
+          </w:tcPr>
+          <w:p>
+            <w:pPr>
+              <w:pStyle w:val="tablatextocentrado"/>
+              <w:rPr/>
+            </w:pPr>
+            <w:r>
+              <w:rPr/>
+              <w:t>23 minutos</w:t>
+            </w:r>
+          </w:p>
+        </w:tc>
+      </w:tr>
+      <w:tr>
+        <w:trPr>
+          <w:trHeight w:val="454" w:hRule="atLeast"/>
+        </w:trPr>
+        <w:tc>
+          <w:tcPr>
+            <w:tcW w:w="3009" w:type="dxa"/>
+            <w:tcBorders>
+              <w:top w:val="single" w:sz="4" w:space="0" w:color="000000"/>
+              <w:start w:val="single" w:sz="4" w:space="0" w:color="000000"/>
+              <w:bottom w:val="single" w:sz="4" w:space="0" w:color="000000"/>
+              <w:end w:val="single" w:sz="4" w:space="0" w:color="000000"/>
+            </w:tcBorders>
+            <w:vAlign w:val="center"/>
+          </w:tcPr>
+          <w:p>
+            <w:pPr>
+              <w:pStyle w:val="tablatextocentrado"/>
+              <w:rPr/>
+            </w:pPr>
+            <w:r>
+              <w:rPr/>
+              <w:t>Calzada Santiago Mariño</w:t>
+            </w:r>
+          </w:p>
+        </w:tc>
+        <w:tc>
+          <w:tcPr>
+            <w:tcW w:w="3009" w:type="dxa"/>
+            <w:tcBorders>
+              <w:top w:val="single" w:sz="4" w:space="0" w:color="000000"/>
+              <w:start w:val="single" w:sz="4" w:space="0" w:color="000000"/>
+              <w:bottom w:val="single" w:sz="4" w:space="0" w:color="000000"/>
+              <w:end w:val="single" w:sz="4" w:space="0" w:color="000000"/>
+            </w:tcBorders>
+            <w:vAlign w:val="center"/>
+          </w:tcPr>
+          <w:p>
+            <w:pPr>
+              <w:pStyle w:val="tablatextocentrado"/>
+              <w:rPr/>
+            </w:pPr>
+            <w:r>
+              <w:rPr/>
+              <w:t>Calle Negro Primero</w:t>
+            </w:r>
+          </w:p>
+        </w:tc>
+        <w:tc>
+          <w:tcPr>
+            <w:tcW w:w="3009" w:type="dxa"/>
+            <w:tcBorders>
+              <w:top w:val="single" w:sz="4" w:space="0" w:color="000000"/>
+              <w:start w:val="single" w:sz="4" w:space="0" w:color="000000"/>
+              <w:bottom w:val="single" w:sz="4" w:space="0" w:color="000000"/>
+              <w:end w:val="single" w:sz="4" w:space="0" w:color="000000"/>
+            </w:tcBorders>
+            <w:vAlign w:val="center"/>
+          </w:tcPr>
+          <w:p>
+            <w:pPr>
+              <w:pStyle w:val="tablatextocentrado"/>
+              <w:rPr/>
+            </w:pPr>
+            <w:r>
+              <w:rPr/>
+              <w:t>40 minutos</w:t>
+            </w:r>
+          </w:p>
+        </w:tc>
+      </w:tr>
+    </w:tbl>
+    <w:p>
+      <w:pPr>
+        <w:pStyle w:val="Normal"/>
+        <w:rPr>
+          <w:lang w:val="es-MX"/>
+        </w:rPr>
+      </w:pPr>
+      <w:r>
+        <w:rPr>
+          <w:lang w:val="es-MX"/>
+        </w:rPr>
+      </w:r>
+    </w:p>
+    <w:p>
+      <w:pPr>
+        <w:pStyle w:val="Normal1"/>
+        <w:rPr/>
+      </w:pPr>
+      <w:r>
+        <w:rPr/>
+        <w:t xml:space="preserve">Vuelvo a insertart la referencia a la Tabla </w:t>
+      </w:r>
+      <w:r>
+        <w:rPr/>
+        <w:fldChar w:fldCharType="begin"/>
+      </w:r>
+      <w:r>
+        <w:rPr/>
+        <w:instrText xml:space="preserve"> REF RefTabla_tablacreadadesdecero \h </w:instrText>
+      </w:r>
+      <w:r>
+        <w:rPr/>
+        <w:fldChar w:fldCharType="separate"/>
+      </w:r>
+      <w:r>
+        <w:rPr/>
+        <w:t>1</w:t>
+      </w:r>
+      <w:r>
+        <w:rPr/>
+        <w:fldChar w:fldCharType="end"/>
+      </w:r>
+      <w:r>
+        <w:rPr/>
+        <w:t xml:space="preserve"> para mostraar que se puede reutilizar las veces que sea necesaria y que no borra referencias cruzadas a otras secciones (</w:t>
+      </w:r>
+      <w:r>
+        <w:rPr/>
+        <w:fldChar w:fldCharType="begin"/>
+      </w:r>
+      <w:r>
+        <w:rPr/>
+        <w:instrText xml:space="preserve"> REF __RefHeading___Toc3157_1024240431 \h </w:instrText>
+      </w:r>
+      <w:r>
+        <w:rPr/>
+        <w:fldChar w:fldCharType="separate"/>
+      </w:r>
+      <w:r>
+        <w:rPr/>
+        <w:t>Ejemplo 9: Reemplazar una variable por una tabla con referencia o sin referencia.</w:t>
+      </w:r>
+      <w:r>
+        <w:rPr/>
+        <w:fldChar w:fldCharType="end"/>
+      </w:r>
+      <w:r>
+        <w:rPr/>
+        <w:t>).</w:t>
       </w:r>
     </w:p>
     <w:p>
@@ -1708,309 +2606,978 @@
         <w:rPr>
           <w:lang w:val="es-MX"/>
         </w:rPr>
-        <w:t>Ejemplo 9: Agregar toda una sección.</w:t>
-      </w:r>
-    </w:p>
-    <w:p>
-      <w:pPr>
-        <w:pStyle w:val="Normal"/>
-        <w:rPr>
-          <w:lang w:val="es-MX"/>
-        </w:rPr>
-      </w:pPr>
-      <w:r>
-        <w:rPr>
-          <w:lang w:val="es-MX"/>
-        </w:rPr>
-      </w:r>
-    </w:p>
-    <w:p>
-      <w:pPr>
-        <w:pStyle w:val="Normal"/>
-        <w:rPr>
-          <w:lang w:val="es-MX"/>
-        </w:rPr>
-      </w:pPr>
-      <w:r>
-        <w:rPr>
-          <w:lang w:val="es-MX"/>
-        </w:rPr>
-        <w:t>Como última parte pondré una sección con todo lo anterior.</w:t>
-      </w:r>
-    </w:p>
-    <w:p>
-      <w:pPr>
-        <w:pStyle w:val="Normal"/>
-        <w:rPr>
-          <w:lang w:val="es-MX"/>
-        </w:rPr>
-      </w:pPr>
-      <w:r>
-        <w:rPr>
-          <w:lang w:val="es-MX"/>
-        </w:rPr>
-      </w:r>
-    </w:p>
-    <w:p>
-      <w:pPr>
-        <w:pStyle w:val="subtitulo"/>
-        <w:rPr/>
-      </w:pPr>
-      <w:r>
-        <w:rPr/>
-        <w:t>&lt;&lt;titulo_1&gt;&gt;</w:t>
-      </w:r>
-    </w:p>
-    <w:p>
-      <w:pPr/>
-      <w:r/>
-    </w:p>
-    <w:p>
-      <w:pPr/>
-      <w:r>
-        <w:t>&lt;&lt;contenido_1&gt;&gt;</w:t>
-      </w:r>
-    </w:p>
-    <w:p>
-      <w:pPr/>
-      <w:r/>
-    </w:p>
-    <w:p>
-      <w:pPr/>
-      <w:r>
-        <w:t>&lt;&lt;contenido_1_parte2&gt;&gt;</w:t>
-      </w:r>
-    </w:p>
-    <w:p>
-      <w:pPr/>
-      <w:r/>
-    </w:p>
-    <w:p>
-      <w:pPr/>
-      <w:r>
-        <w:t>De la &lt;&lt;reffigura_sec_1&gt;&gt; se muestran resultados interesantes.</w:t>
-      </w:r>
-    </w:p>
-    <w:p>
-      <w:pPr/>
-      <w:r/>
-    </w:p>
-    <w:p>
-      <w:pPr/>
-      <w:r>
-        <w:t>&lt;&lt;fig_sec_1&gt;&gt;</w:t>
-      </w:r>
-    </w:p>
-    <w:p>
-      <w:pPr>
-        <w:pStyle w:val="subtitulo"/>
-      </w:pPr>
-      <w:r>
-        <w:t>&lt;&lt;titulo_2&gt;&gt;</w:t>
-      </w:r>
-    </w:p>
-    <w:p>
-      <w:pPr/>
-      <w:r/>
-    </w:p>
-    <w:p>
-      <w:pPr/>
-      <w:r>
-        <w:t>&lt;&lt;contenido_2&gt;&gt;</w:t>
-      </w:r>
-    </w:p>
-    <w:p>
-      <w:pPr/>
-      <w:r/>
-    </w:p>
-    <w:p>
-      <w:pPr/>
-      <w:r>
-        <w:t>De la &lt;&lt;reffigura_sec_2&gt;&gt; se muestran más resultados interesantes.</w:t>
-      </w:r>
-    </w:p>
-    <w:p>
-      <w:pPr/>
-      <w:r/>
-    </w:p>
-    <w:p>
-      <w:pPr/>
-      <w:r>
-        <w:t>&lt;&lt;fig_sec_2&gt;&gt;</w:t>
-      </w:r>
-    </w:p>
-    <w:p>
-      <w:pPr>
-        <w:pStyle w:val="Normal"/>
-        <w:rPr/>
-      </w:pPr>
-      <w:r>
-        <w:rPr/>
-      </w:r>
-    </w:p>
-    <w:p>
-      <w:pPr>
-        <w:pStyle w:val="Normal"/>
-        <w:rPr/>
-      </w:pPr>
-      <w:r>
-        <w:rPr/>
-      </w:r>
-    </w:p>
-    <w:p>
-      <w:pPr>
-        <w:pStyle w:val="Normal"/>
-        <w:rPr>
-          <w:lang w:val="es-MX"/>
-        </w:rPr>
-      </w:pPr>
-      <w:r>
-        <w:rPr/>
-        <w:t xml:space="preserve">Ahora, probaremos textos con estilos insertados. El día de </w:t>
-      </w:r>
-      <w:r>
-        <w:rPr>
-          <w:lang w:val="es-MX"/>
-        </w:rPr>
-        <w:t xml:space="preserve">03 de junio de 2026 tengo ganas de poner unas letras en </w:t>
-      </w:r>
-      <w:r>
-        <w:rPr>
-          <w:b/>
-          <w:bCs/>
-          <w:lang w:val="es-MX"/>
-        </w:rPr>
-        <w:t>negrita</w:t>
-      </w:r>
-      <w:r>
-        <w:rPr>
-          <w:lang w:val="es-MX"/>
-        </w:rPr>
-        <w:t xml:space="preserve"> y otras en </w:t>
-      </w:r>
-      <w:r>
-        <w:rPr>
-          <w:i/>
-          <w:iCs/>
-          <w:lang w:val="es-MX"/>
-        </w:rPr>
-        <w:t>cursiva</w:t>
-      </w:r>
-      <w:r>
-        <w:rPr>
-          <w:lang w:val="es-MX"/>
-        </w:rPr>
-        <w:t>. El texto en negrita y cursiva debe mantenerse sin cambios de estilo.</w:t>
-      </w:r>
-    </w:p>
-    <w:p>
-      <w:pPr>
-        <w:pStyle w:val="Normal"/>
-        <w:rPr>
-          <w:lang w:val="es-MX"/>
-        </w:rPr>
-      </w:pPr>
-      <w:r>
-        <w:rPr>
-          <w:lang w:val="es-MX"/>
-        </w:rPr>
-      </w:r>
-    </w:p>
-    <w:p>
-      <w:pPr>
-        <w:pStyle w:val="Normal"/>
-        <w:rPr>
-          <w:lang w:val="es-MX"/>
-        </w:rPr>
-      </w:pPr>
-      <w:r>
-        <w:rPr>
-          <w:lang w:val="es-MX"/>
-        </w:rPr>
-        <w:t xml:space="preserve">A continuación, se prueba que al insertar varias variables se mantengan las referencias cruzadas (ver más en </w:t>
-      </w:r>
-      <w:r>
-        <w:rPr>
-          <w:lang w:val="es-MX"/>
-        </w:rPr>
+        <w:t>Ejemplo 10: Agregar una sección.</w:t>
+      </w:r>
+    </w:p>
+    <w:p>
+      <w:pPr>
+        <w:pStyle w:val="Normal"/>
+        <w:rPr>
+          <w:lang w:val="es-MX"/>
+        </w:rPr>
+      </w:pPr>
+      <w:r>
+        <w:rPr>
+          <w:lang w:val="es-MX"/>
+        </w:rPr>
+      </w:r>
+    </w:p>
+    <w:p>
+      <w:pPr>
+        <w:pStyle w:val="Normal1"/>
+        <w:rPr/>
+      </w:pPr>
+      <w:r>
+        <w:rPr/>
+        <w:t xml:space="preserve">Ahora vamos aprender a crear secciones. Una sección son un conjunto de párrafos, figuras, tablas acomodados a conveniencia directamente desde el código. El orden peude ser como elija el usuario. La verdadera utilidad de las secciones radica en generar de forma automática partes del documento que deben mantener la misma estructura cuyo contenido va cambiando para cada parte. Por ejemplo, supongamos que se desea reportar por día, la cantidad de personas entrevistadas. </w:t>
+      </w:r>
+    </w:p>
+    <w:p>
+      <w:pPr>
+        <w:pStyle w:val="Normal1"/>
+        <w:rPr/>
+      </w:pPr>
+      <w:r>
+        <w:rPr/>
+      </w:r>
+    </w:p>
+    <w:p>
+      <w:pPr>
+        <w:pStyle w:val="Normal1"/>
+        <w:rPr/>
+      </w:pPr>
+      <w:r>
+        <w:rPr/>
+        <w:t>En este ejemplo se entiende que: Cada título debe ser la fecha en que se hicieron entrevistas, el párrafo debe decir cuantas personas se entrevistaron, debe haber una lista de los nombres y finalmente las fotos de cada participante (y que el título de la foto sea el nombre del entrevistado):</w:t>
+      </w:r>
+    </w:p>
+    <w:p>
+      <w:pPr>
+        <w:pStyle w:val="Normal1"/>
+        <w:rPr/>
+      </w:pPr>
+      <w:r>
+        <w:rPr/>
+      </w:r>
+    </w:p>
+    <w:p>
+      <w:pPr>
+        <w:pStyle w:val="Normal1"/>
+        <w:rPr/>
+      </w:pPr>
+      <w:r>
+        <w:rPr/>
+        <w:t>- Título (con estilo en negritas).</w:t>
+      </w:r>
+    </w:p>
+    <w:p>
+      <w:pPr>
+        <w:pStyle w:val="Normal1"/>
+        <w:rPr/>
+      </w:pPr>
+      <w:r>
+        <w:rPr/>
+        <w:t>- Un párrafo (estilo normal).</w:t>
+      </w:r>
+    </w:p>
+    <w:p>
+      <w:pPr>
+        <w:pStyle w:val="Normal1"/>
+        <w:rPr/>
+      </w:pPr>
+      <w:r>
+        <w:rPr/>
+        <w:t>- Figuras con títulos.</w:t>
+      </w:r>
+    </w:p>
+    <w:p>
+      <w:pPr>
+        <w:pStyle w:val="Normal1"/>
+        <w:rPr>
+          <w:lang w:val="es-MX"/>
+        </w:rPr>
+      </w:pPr>
+      <w:r>
+        <w:rPr>
+          <w:lang w:val="es-MX"/>
+        </w:rPr>
+      </w:r>
+    </w:p>
+    <w:p>
+      <w:pPr>
+        <w:pStyle w:val="Normal1"/>
+        <w:rPr>
+          <w:lang w:val="es-MX"/>
+        </w:rPr>
+      </w:pPr>
+      <w:r>
+        <w:rPr>
+          <w:lang w:val="es-MX"/>
+        </w:rPr>
+        <w:t>Para ver el verdaero poder de EZSNAKE vamos a usar una base de datos de entrevistas llamado entrevistas.xlsx y directo desde el código vamos filtrar y ha hacer los ciclos para que la sección se escriba sola para tantos días tengamos registrados. Así que comencemos!</w:t>
+      </w:r>
+    </w:p>
+    <w:p>
+      <w:pPr>
+        <w:pStyle w:val="Normal1"/>
+        <w:rPr>
+          <w:lang w:val="es-MX"/>
+        </w:rPr>
+      </w:pPr>
+      <w:r>
+        <w:rPr>
+          <w:lang w:val="es-MX"/>
+        </w:rPr>
+      </w:r>
+    </w:p>
+    <w:p>
+      <w:pPr>
+        <w:pStyle w:val="Normal1"/>
+        <w:rPr>
+          <w:lang w:val="es-MX"/>
+        </w:rPr>
+      </w:pPr>
+      <w:r>
+        <w:rPr>
+          <w:lang w:val="es-MX"/>
+        </w:rPr>
+      </w:r>
+    </w:p>
+    <w:p>
+      <w:pPr>
+        <w:pStyle w:val="Normal"/>
+        <w:rPr/>
+      </w:pPr>
+      <w:r>
+        <w:rPr/>
+        <w:t>En esta sección se detallan las entrevistas realizadas en las fechas , 01/09/2026, 02/09/2026 y 03/09/2026.</w:t>
+      </w:r>
+    </w:p>
+    <w:p>
+      <w:pPr>
+        <w:pStyle w:val="Normal"/>
+        <w:rPr/>
+      </w:pPr>
+      <w:r>
+        <w:rPr/>
+      </w:r>
+    </w:p>
+    <w:p>
+      <w:pPr>
+        <w:pStyle w:val="Negritas"/>
+        <w:rPr/>
+      </w:pPr>
+      <w:r>
+        <w:rPr/>
+        <w:t>Entrevistas del 01/09/2026</w:t>
+      </w:r>
+    </w:p>
+    <w:p>
+      <w:pPr>
+        <w:pStyle w:val="Normal"/>
+        <w:rPr/>
+      </w:pPr>
+      <w:r>
+        <w:rPr/>
+      </w:r>
+    </w:p>
+    <w:p>
+      <w:pPr>
+        <w:pStyle w:val="Normal"/>
+        <w:rPr/>
+      </w:pPr>
+      <w:r>
+        <w:rPr/>
+        <w:t xml:space="preserve">El 01/09/2026 se realizaron 4 entrevistas en Caracas; las cuales estuvieron a cargo de Odín. Los entrevistados fueron: , Carlos, Daineris, Homero y Leonardo. A continuación, de la Figura </w:t>
+      </w:r>
+      <w:r>
+        <w:rPr/>
         <w:fldChar w:fldCharType="begin"/>
       </w:r>
       <w:r>
-        <w:rPr>
-          <w:lang w:val="es-MX"/>
-        </w:rPr>
-        <w:instrText xml:space="preserve"> REF _Ref241232871 \h </w:instrText>
-      </w:r>
-      <w:r>
-        <w:rPr>
-          <w:lang w:val="es-MX"/>
-        </w:rPr>
+        <w:rPr/>
+        <w:instrText xml:space="preserve"> REF &lt;&lt;RefFigura_entrevistado_0&gt;&gt; \h </w:instrText>
+      </w:r>
+      <w:r>
+        <w:rPr/>
         <w:fldChar w:fldCharType="separate"/>
       </w:r>
       <w:r>
-        <w:rPr>
-          <w:lang w:val="es-MX"/>
-        </w:rPr>
-        <w:t>Título de sección</w:t>
-      </w:r>
-      <w:r>
-        <w:rPr>
-          <w:lang w:val="es-MX"/>
-        </w:rPr>
+        <w:rPr/>
+        <w:t>5</w:t>
+      </w:r>
+      <w:r>
+        <w:rPr/>
         <w:fldChar w:fldCharType="end"/>
       </w:r>
       <w:r>
-        <w:rPr>
-          <w:lang w:val="es-MX"/>
-        </w:rPr>
-        <w:t>). En día 03 de junio de 2026 se observó que el &lt;&lt;anio&gt;&gt; fue muy caluroso.</w:t>
-      </w:r>
-    </w:p>
-    <w:p>
-      <w:pPr>
-        <w:pStyle w:val="Normal"/>
-        <w:rPr>
-          <w:lang w:val="es-MX"/>
-        </w:rPr>
-      </w:pPr>
-      <w:r>
-        <w:rPr>
-          <w:lang w:val="es-MX"/>
-        </w:rPr>
-      </w:r>
-    </w:p>
-    <w:p>
-      <w:pPr>
-        <w:pStyle w:val="Heading1"/>
-        <w:numPr>
-          <w:ilvl w:val="0"/>
-          <w:numId w:val="2"/>
-        </w:numPr>
-        <w:rPr>
-          <w:lang w:val="es-MX"/>
-        </w:rPr>
-      </w:pPr>
-      <w:bookmarkStart w:id="2" w:name="_Ref241232871"/>
-      <w:r>
-        <w:rPr>
-          <w:lang w:val="es-MX"/>
-        </w:rPr>
-        <w:t>Título de sección</w:t>
-      </w:r>
-      <w:bookmarkEnd w:id="2"/>
-    </w:p>
-    <w:p>
-      <w:pPr>
-        <w:pStyle w:val="Normal"/>
-        <w:rPr>
-          <w:lang w:val="es-MX"/>
-        </w:rPr>
-      </w:pPr>
-      <w:r>
-        <w:rPr>
-          <w:lang w:val="es-MX"/>
-        </w:rPr>
-        <w:t>Esta es una sección de prueba con un título</w:t>
+        <w:rPr/>
+        <w:t xml:space="preserve"> a la Figura </w:t>
+      </w:r>
+      <w:r>
+        <w:rPr/>
+        <w:fldChar w:fldCharType="begin"/>
+      </w:r>
+      <w:r>
+        <w:rPr/>
+        <w:instrText xml:space="preserve"> REF &lt;&lt;RefFigura_entrevistado_3&gt;&gt; \h </w:instrText>
+      </w:r>
+      <w:r>
+        <w:rPr/>
+        <w:fldChar w:fldCharType="separate"/>
+      </w:r>
+      <w:r>
+        <w:rPr/>
+        <w:t>8</w:t>
+      </w:r>
+      <w:r>
+        <w:rPr/>
+        <w:fldChar w:fldCharType="end"/>
+      </w:r>
+      <w:r>
+        <w:rPr/>
+        <w:t xml:space="preserve"> muestran las fotos de los entrevistados con su nombre y afinidad al puesto.</w:t>
+      </w:r>
+    </w:p>
+    <w:p>
+      <w:pPr>
+        <w:pStyle w:val="Normal"/>
+        <w:rPr/>
+      </w:pPr>
+      <w:r>
+        <w:rPr/>
+      </w:r>
+    </w:p>
+    <w:p>
+      <w:pPr>
+        <w:pStyle w:val="Figura"/>
+        <w:rPr/>
+      </w:pPr>
+      <w:r>
+        <w:rPr/>
+        <w:drawing>
+          <wp:inline distT="0" distB="0" distL="0" distR="0">
+            <wp:extent cx="1828800" cy="2373630"/>
+            <wp:effectExtent l="0" t="0" r="0" b="0"/>
+            <wp:docPr id="5" name="Picture 5"/>
+            <wp:cNvGraphicFramePr>
+              <a:graphicFrameLocks xmlns:a="http://schemas.openxmlformats.org/drawingml/2006/main" noChangeAspect="1"/>
+            </wp:cNvGraphicFramePr>
+            <a:graphic xmlns:a="http://schemas.openxmlformats.org/drawingml/2006/main">
+              <a:graphicData uri="http://schemas.openxmlformats.org/drawingml/2006/picture">
+                <pic:pic xmlns:pic="http://schemas.openxmlformats.org/drawingml/2006/picture">
+                  <pic:nvPicPr>
+                    <pic:cNvPr id="5" name="Picture 5"/>
+                    <pic:cNvPicPr>
+                      <a:picLocks noChangeAspect="1" noChangeArrowheads="1"/>
+                    </pic:cNvPicPr>
+                  </pic:nvPicPr>
+                  <pic:blipFill>
+                    <a:blip r:embed="rId6"/>
+                    <a:stretch>
+                      <a:fillRect/>
+                    </a:stretch>
+                  </pic:blipFill>
+                  <pic:spPr bwMode="auto">
+                    <a:xfrm>
+                      <a:off x="0" y="0"/>
+                      <a:ext cx="1828800" cy="2373630"/>
+                    </a:xfrm>
+                    <a:prstGeom prst="rect">
+                      <a:avLst/>
+                    </a:prstGeom>
+                    <a:noFill/>
+                  </pic:spPr>
+                </pic:pic>
+              </a:graphicData>
+            </a:graphic>
+          </wp:inline>
+        </w:drawing>
+      </w:r>
+    </w:p>
+    <w:p>
+      <w:pPr>
+        <w:pStyle w:val="Carcentrado"/>
+        <w:rPr/>
+      </w:pPr>
+      <w:r>
+        <w:rPr/>
+        <w:t xml:space="preserve">Figura </w:t>
+      </w:r>
+      <w:bookmarkStart w:id="11" w:name="&lt;&lt;RefFigura_entrevistado_0&gt;&gt;"/>
+      <w:r>
+        <w:rPr/>
+        <w:fldChar w:fldCharType="begin"/>
+      </w:r>
+      <w:r>
+        <w:rPr/>
+        <w:instrText xml:space="preserve"> SEQ Figura \* ARABIC </w:instrText>
+      </w:r>
+      <w:r>
+        <w:rPr/>
+        <w:fldChar w:fldCharType="separate"/>
+      </w:r>
+      <w:r>
+        <w:rPr/>
+        <w:t>5</w:t>
+      </w:r>
+      <w:r>
+        <w:rPr/>
+        <w:fldChar w:fldCharType="end"/>
+      </w:r>
+      <w:bookmarkEnd w:id="11"/>
+      <w:r>
+        <w:rPr/>
+        <w:t>. Carlos, compatibilidad = 10</w:t>
+      </w:r>
+    </w:p>
+    <w:p>
+      <w:pPr>
+        <w:pStyle w:val="Normal"/>
+        <w:rPr/>
+      </w:pPr>
+      <w:r>
+        <w:rPr/>
+      </w:r>
+    </w:p>
+    <w:p>
+      <w:pPr>
+        <w:pStyle w:val="Figura"/>
+        <w:rPr/>
+      </w:pPr>
+      <w:r>
+        <w:rPr/>
+        <w:drawing>
+          <wp:inline distT="0" distB="0" distL="0" distR="0">
+            <wp:extent cx="1828800" cy="1899285"/>
+            <wp:effectExtent l="0" t="0" r="0" b="0"/>
+            <wp:docPr id="6" name="Picture 6"/>
+            <wp:cNvGraphicFramePr>
+              <a:graphicFrameLocks xmlns:a="http://schemas.openxmlformats.org/drawingml/2006/main" noChangeAspect="1"/>
+            </wp:cNvGraphicFramePr>
+            <a:graphic xmlns:a="http://schemas.openxmlformats.org/drawingml/2006/main">
+              <a:graphicData uri="http://schemas.openxmlformats.org/drawingml/2006/picture">
+                <pic:pic xmlns:pic="http://schemas.openxmlformats.org/drawingml/2006/picture">
+                  <pic:nvPicPr>
+                    <pic:cNvPr id="6" name="Picture 6"/>
+                    <pic:cNvPicPr>
+                      <a:picLocks noChangeAspect="1" noChangeArrowheads="1"/>
+                    </pic:cNvPicPr>
+                  </pic:nvPicPr>
+                  <pic:blipFill>
+                    <a:blip r:embed="rId7"/>
+                    <a:stretch>
+                      <a:fillRect/>
+                    </a:stretch>
+                  </pic:blipFill>
+                  <pic:spPr bwMode="auto">
+                    <a:xfrm>
+                      <a:off x="0" y="0"/>
+                      <a:ext cx="1828800" cy="1899285"/>
+                    </a:xfrm>
+                    <a:prstGeom prst="rect">
+                      <a:avLst/>
+                    </a:prstGeom>
+                    <a:noFill/>
+                  </pic:spPr>
+                </pic:pic>
+              </a:graphicData>
+            </a:graphic>
+          </wp:inline>
+        </w:drawing>
+      </w:r>
+    </w:p>
+    <w:p>
+      <w:pPr>
+        <w:pStyle w:val="Carcentrado"/>
+        <w:rPr/>
+      </w:pPr>
+      <w:r>
+        <w:rPr/>
+        <w:t xml:space="preserve">Figura </w:t>
+      </w:r>
+      <w:bookmarkStart w:id="12" w:name="&lt;&lt;RefFigura_entrevistado_1&gt;&gt;"/>
+      <w:r>
+        <w:rPr/>
+        <w:fldChar w:fldCharType="begin"/>
+      </w:r>
+      <w:r>
+        <w:rPr/>
+        <w:instrText xml:space="preserve"> SEQ Figura \* ARABIC </w:instrText>
+      </w:r>
+      <w:r>
+        <w:rPr/>
+        <w:fldChar w:fldCharType="separate"/>
+      </w:r>
+      <w:r>
+        <w:rPr/>
+        <w:t>6</w:t>
+      </w:r>
+      <w:r>
+        <w:rPr/>
+        <w:fldChar w:fldCharType="end"/>
+      </w:r>
+      <w:bookmarkEnd w:id="12"/>
+      <w:r>
+        <w:rPr/>
+        <w:t>. Daineris, compatibilidad = 7</w:t>
+      </w:r>
+    </w:p>
+    <w:p>
+      <w:pPr>
+        <w:pStyle w:val="Normal"/>
+        <w:rPr/>
+      </w:pPr>
+      <w:r>
+        <w:rPr/>
+      </w:r>
+    </w:p>
+    <w:p>
+      <w:pPr>
+        <w:pStyle w:val="Figura"/>
+        <w:rPr/>
+      </w:pPr>
+      <w:r>
+        <w:rPr/>
+        <w:drawing>
+          <wp:inline distT="0" distB="0" distL="0" distR="0">
+            <wp:extent cx="1828800" cy="1964055"/>
+            <wp:effectExtent l="0" t="0" r="0" b="0"/>
+            <wp:docPr id="7" name="Picture 7"/>
+            <wp:cNvGraphicFramePr>
+              <a:graphicFrameLocks xmlns:a="http://schemas.openxmlformats.org/drawingml/2006/main" noChangeAspect="1"/>
+            </wp:cNvGraphicFramePr>
+            <a:graphic xmlns:a="http://schemas.openxmlformats.org/drawingml/2006/main">
+              <a:graphicData uri="http://schemas.openxmlformats.org/drawingml/2006/picture">
+                <pic:pic xmlns:pic="http://schemas.openxmlformats.org/drawingml/2006/picture">
+                  <pic:nvPicPr>
+                    <pic:cNvPr id="7" name="Picture 7"/>
+                    <pic:cNvPicPr>
+                      <a:picLocks noChangeAspect="1" noChangeArrowheads="1"/>
+                    </pic:cNvPicPr>
+                  </pic:nvPicPr>
+                  <pic:blipFill>
+                    <a:blip r:embed="rId8"/>
+                    <a:stretch>
+                      <a:fillRect/>
+                    </a:stretch>
+                  </pic:blipFill>
+                  <pic:spPr bwMode="auto">
+                    <a:xfrm>
+                      <a:off x="0" y="0"/>
+                      <a:ext cx="1828800" cy="1964055"/>
+                    </a:xfrm>
+                    <a:prstGeom prst="rect">
+                      <a:avLst/>
+                    </a:prstGeom>
+                    <a:noFill/>
+                  </pic:spPr>
+                </pic:pic>
+              </a:graphicData>
+            </a:graphic>
+          </wp:inline>
+        </w:drawing>
+      </w:r>
+    </w:p>
+    <w:p>
+      <w:pPr>
+        <w:pStyle w:val="Carcentrado"/>
+        <w:rPr/>
+      </w:pPr>
+      <w:r>
+        <w:rPr/>
+        <w:t xml:space="preserve">Figura </w:t>
+      </w:r>
+      <w:bookmarkStart w:id="13" w:name="&lt;&lt;RefFigura_entrevistado_2&gt;&gt;"/>
+      <w:r>
+        <w:rPr/>
+        <w:fldChar w:fldCharType="begin"/>
+      </w:r>
+      <w:r>
+        <w:rPr/>
+        <w:instrText xml:space="preserve"> SEQ Figura \* ARABIC </w:instrText>
+      </w:r>
+      <w:r>
+        <w:rPr/>
+        <w:fldChar w:fldCharType="separate"/>
+      </w:r>
+      <w:r>
+        <w:rPr/>
+        <w:t>7</w:t>
+      </w:r>
+      <w:r>
+        <w:rPr/>
+        <w:fldChar w:fldCharType="end"/>
+      </w:r>
+      <w:bookmarkEnd w:id="13"/>
+      <w:r>
+        <w:rPr/>
+        <w:t>. Homero, compatibilidad = 10</w:t>
+      </w:r>
+    </w:p>
+    <w:p>
+      <w:pPr>
+        <w:pStyle w:val="Normal"/>
+        <w:rPr/>
+      </w:pPr>
+      <w:r>
+        <w:rPr/>
+      </w:r>
+    </w:p>
+    <w:p>
+      <w:pPr>
+        <w:pStyle w:val="Figura"/>
+        <w:rPr/>
+      </w:pPr>
+      <w:r>
+        <w:rPr/>
+        <w:drawing>
+          <wp:inline distT="0" distB="0" distL="0" distR="0">
+            <wp:extent cx="1828800" cy="1924685"/>
+            <wp:effectExtent l="0" t="0" r="0" b="0"/>
+            <wp:docPr id="8" name="Picture 8"/>
+            <wp:cNvGraphicFramePr>
+              <a:graphicFrameLocks xmlns:a="http://schemas.openxmlformats.org/drawingml/2006/main" noChangeAspect="1"/>
+            </wp:cNvGraphicFramePr>
+            <a:graphic xmlns:a="http://schemas.openxmlformats.org/drawingml/2006/main">
+              <a:graphicData uri="http://schemas.openxmlformats.org/drawingml/2006/picture">
+                <pic:pic xmlns:pic="http://schemas.openxmlformats.org/drawingml/2006/picture">
+                  <pic:nvPicPr>
+                    <pic:cNvPr id="8" name="Picture 8"/>
+                    <pic:cNvPicPr>
+                      <a:picLocks noChangeAspect="1" noChangeArrowheads="1"/>
+                    </pic:cNvPicPr>
+                  </pic:nvPicPr>
+                  <pic:blipFill>
+                    <a:blip r:embed="rId9"/>
+                    <a:stretch>
+                      <a:fillRect/>
+                    </a:stretch>
+                  </pic:blipFill>
+                  <pic:spPr bwMode="auto">
+                    <a:xfrm>
+                      <a:off x="0" y="0"/>
+                      <a:ext cx="1828800" cy="1924685"/>
+                    </a:xfrm>
+                    <a:prstGeom prst="rect">
+                      <a:avLst/>
+                    </a:prstGeom>
+                    <a:noFill/>
+                  </pic:spPr>
+                </pic:pic>
+              </a:graphicData>
+            </a:graphic>
+          </wp:inline>
+        </w:drawing>
+      </w:r>
+    </w:p>
+    <w:p>
+      <w:pPr>
+        <w:pStyle w:val="Carcentrado"/>
+        <w:rPr/>
+      </w:pPr>
+      <w:r>
+        <w:rPr/>
+        <w:t xml:space="preserve">Figura </w:t>
+      </w:r>
+      <w:bookmarkStart w:id="14" w:name="&lt;&lt;RefFigura_entrevistado_3&gt;&gt;"/>
+      <w:r>
+        <w:rPr/>
+        <w:fldChar w:fldCharType="begin"/>
+      </w:r>
+      <w:r>
+        <w:rPr/>
+        <w:instrText xml:space="preserve"> SEQ Figura \* ARABIC </w:instrText>
+      </w:r>
+      <w:r>
+        <w:rPr/>
+        <w:fldChar w:fldCharType="separate"/>
+      </w:r>
+      <w:r>
+        <w:rPr/>
+        <w:t>8</w:t>
+      </w:r>
+      <w:r>
+        <w:rPr/>
+        <w:fldChar w:fldCharType="end"/>
+      </w:r>
+      <w:bookmarkEnd w:id="14"/>
+      <w:r>
+        <w:rPr/>
+        <w:t>. Leonardo, compatibilidad = 1</w:t>
+      </w:r>
+    </w:p>
+    <w:p>
+      <w:pPr>
+        <w:pStyle w:val="Normal"/>
+        <w:rPr/>
+      </w:pPr>
+      <w:r>
+        <w:rPr/>
+      </w:r>
+    </w:p>
+    <w:p>
+      <w:pPr>
+        <w:pStyle w:val="Negritas"/>
+        <w:rPr/>
+      </w:pPr>
+      <w:r>
+        <w:rPr/>
+        <w:t>Entrevistas del 02/09/2026</w:t>
+      </w:r>
+    </w:p>
+    <w:p>
+      <w:pPr>
+        <w:pStyle w:val="Normal"/>
+        <w:rPr/>
+      </w:pPr>
+      <w:r>
+        <w:rPr/>
+      </w:r>
+    </w:p>
+    <w:p>
+      <w:pPr>
+        <w:pStyle w:val="Normal"/>
+        <w:rPr/>
+      </w:pPr>
+      <w:r>
+        <w:rPr/>
+        <w:t xml:space="preserve">El 02/09/2026 se realizó una entrevista en Mérida; la cual estuvo a cargo de Thor. El entrevistado fue: Pikachu. A continuación, en la Figura </w:t>
+      </w:r>
+      <w:r>
+        <w:rPr/>
+        <w:fldChar w:fldCharType="begin"/>
+      </w:r>
+      <w:r>
+        <w:rPr/>
+        <w:instrText xml:space="preserve"> REF &lt;&lt;RefFigura_entrevistado_4&gt;&gt; \h </w:instrText>
+      </w:r>
+      <w:r>
+        <w:rPr/>
+        <w:fldChar w:fldCharType="separate"/>
+      </w:r>
+      <w:r>
+        <w:rPr/>
+        <w:t>9</w:t>
+      </w:r>
+      <w:r>
+        <w:rPr/>
+        <w:fldChar w:fldCharType="end"/>
+      </w:r>
+      <w:r>
+        <w:rPr/>
+        <w:t xml:space="preserve"> se muestra la foto del entrevistado con su nombre y afinidad al puesto.</w:t>
+      </w:r>
+    </w:p>
+    <w:p>
+      <w:pPr>
+        <w:pStyle w:val="Normal"/>
+        <w:rPr/>
+      </w:pPr>
+      <w:r>
+        <w:rPr/>
+      </w:r>
+    </w:p>
+    <w:p>
+      <w:pPr>
+        <w:pStyle w:val="Figura"/>
+        <w:rPr/>
+      </w:pPr>
+      <w:r>
+        <w:rPr/>
+        <w:drawing>
+          <wp:inline distT="0" distB="0" distL="0" distR="0">
+            <wp:extent cx="1828800" cy="1899285"/>
+            <wp:effectExtent l="0" t="0" r="0" b="0"/>
+            <wp:docPr id="9" name="Picture 9"/>
+            <wp:cNvGraphicFramePr>
+              <a:graphicFrameLocks xmlns:a="http://schemas.openxmlformats.org/drawingml/2006/main" noChangeAspect="1"/>
+            </wp:cNvGraphicFramePr>
+            <a:graphic xmlns:a="http://schemas.openxmlformats.org/drawingml/2006/main">
+              <a:graphicData uri="http://schemas.openxmlformats.org/drawingml/2006/picture">
+                <pic:pic xmlns:pic="http://schemas.openxmlformats.org/drawingml/2006/picture">
+                  <pic:nvPicPr>
+                    <pic:cNvPr id="9" name="Picture 9"/>
+                    <pic:cNvPicPr>
+                      <a:picLocks noChangeAspect="1" noChangeArrowheads="1"/>
+                    </pic:cNvPicPr>
+                  </pic:nvPicPr>
+                  <pic:blipFill>
+                    <a:blip r:embed="rId10"/>
+                    <a:stretch>
+                      <a:fillRect/>
+                    </a:stretch>
+                  </pic:blipFill>
+                  <pic:spPr bwMode="auto">
+                    <a:xfrm>
+                      <a:off x="0" y="0"/>
+                      <a:ext cx="1828800" cy="1899285"/>
+                    </a:xfrm>
+                    <a:prstGeom prst="rect">
+                      <a:avLst/>
+                    </a:prstGeom>
+                    <a:noFill/>
+                  </pic:spPr>
+                </pic:pic>
+              </a:graphicData>
+            </a:graphic>
+          </wp:inline>
+        </w:drawing>
+      </w:r>
+    </w:p>
+    <w:p>
+      <w:pPr>
+        <w:pStyle w:val="Carcentrado"/>
+        <w:rPr/>
+      </w:pPr>
+      <w:r>
+        <w:rPr/>
+        <w:t xml:space="preserve">Figura </w:t>
+      </w:r>
+      <w:bookmarkStart w:id="15" w:name="&lt;&lt;RefFigura_entrevistado_4&gt;&gt;"/>
+      <w:r>
+        <w:rPr/>
+        <w:fldChar w:fldCharType="begin"/>
+      </w:r>
+      <w:r>
+        <w:rPr/>
+        <w:instrText xml:space="preserve"> SEQ Figura \* ARABIC </w:instrText>
+      </w:r>
+      <w:r>
+        <w:rPr/>
+        <w:fldChar w:fldCharType="separate"/>
+      </w:r>
+      <w:r>
+        <w:rPr/>
+        <w:t>9</w:t>
+      </w:r>
+      <w:r>
+        <w:rPr/>
+        <w:fldChar w:fldCharType="end"/>
+      </w:r>
+      <w:bookmarkEnd w:id="15"/>
+      <w:r>
+        <w:rPr/>
+        <w:t>. Pikachu, compatibilidad = 2</w:t>
+      </w:r>
+    </w:p>
+    <w:p>
+      <w:pPr>
+        <w:pStyle w:val="Normal"/>
+        <w:rPr/>
+      </w:pPr>
+      <w:r>
+        <w:rPr/>
+      </w:r>
+    </w:p>
+    <w:p>
+      <w:pPr>
+        <w:pStyle w:val="Negritas"/>
+        <w:rPr/>
+      </w:pPr>
+      <w:r>
+        <w:rPr/>
+        <w:t>Entrevistas del 03/09/2026</w:t>
+      </w:r>
+    </w:p>
+    <w:p>
+      <w:pPr>
+        <w:pStyle w:val="Normal"/>
+        <w:rPr/>
+      </w:pPr>
+      <w:r>
+        <w:rPr/>
+      </w:r>
+    </w:p>
+    <w:p>
+      <w:pPr>
+        <w:pStyle w:val="Normal"/>
+        <w:rPr/>
+      </w:pPr>
+      <w:r>
+        <w:rPr/>
+        <w:t xml:space="preserve">El 03/09/2026 se realizó una entrevista en Ciudad de México; la cual estuvo a cargo de Loki. El entrevistado fue: Alien. A continuación, en la Figura </w:t>
+      </w:r>
+      <w:r>
+        <w:rPr/>
+        <w:fldChar w:fldCharType="begin"/>
+      </w:r>
+      <w:r>
+        <w:rPr/>
+        <w:instrText xml:space="preserve"> REF &lt;&lt;RefFigura_entrevistado_5&gt;&gt; \h </w:instrText>
+      </w:r>
+      <w:r>
+        <w:rPr/>
+        <w:fldChar w:fldCharType="separate"/>
+      </w:r>
+      <w:r>
+        <w:rPr/>
+        <w:t>10</w:t>
+      </w:r>
+      <w:r>
+        <w:rPr/>
+        <w:fldChar w:fldCharType="end"/>
+      </w:r>
+      <w:r>
+        <w:rPr/>
+        <w:t xml:space="preserve"> se muestra la foto del entrevistado con su nombre y afinidad al puesto.</w:t>
+      </w:r>
+    </w:p>
+    <w:p>
+      <w:pPr>
+        <w:pStyle w:val="Normal"/>
+        <w:rPr/>
+      </w:pPr>
+      <w:r>
+        <w:rPr/>
+      </w:r>
+    </w:p>
+    <w:p>
+      <w:pPr>
+        <w:pStyle w:val="Figura"/>
+        <w:rPr/>
+      </w:pPr>
+      <w:r>
+        <w:rPr/>
+        <w:drawing>
+          <wp:inline distT="0" distB="0" distL="0" distR="0">
+            <wp:extent cx="1828800" cy="1899285"/>
+            <wp:effectExtent l="0" t="0" r="0" b="0"/>
+            <wp:docPr id="10" name="Picture 10"/>
+            <wp:cNvGraphicFramePr>
+              <a:graphicFrameLocks xmlns:a="http://schemas.openxmlformats.org/drawingml/2006/main" noChangeAspect="1"/>
+            </wp:cNvGraphicFramePr>
+            <a:graphic xmlns:a="http://schemas.openxmlformats.org/drawingml/2006/main">
+              <a:graphicData uri="http://schemas.openxmlformats.org/drawingml/2006/picture">
+                <pic:pic xmlns:pic="http://schemas.openxmlformats.org/drawingml/2006/picture">
+                  <pic:nvPicPr>
+                    <pic:cNvPr id="10" name="Picture 10"/>
+                    <pic:cNvPicPr>
+                      <a:picLocks noChangeAspect="1" noChangeArrowheads="1"/>
+                    </pic:cNvPicPr>
+                  </pic:nvPicPr>
+                  <pic:blipFill>
+                    <a:blip r:embed="rId11"/>
+                    <a:stretch>
+                      <a:fillRect/>
+                    </a:stretch>
+                  </pic:blipFill>
+                  <pic:spPr bwMode="auto">
+                    <a:xfrm>
+                      <a:off x="0" y="0"/>
+                      <a:ext cx="1828800" cy="1899285"/>
+                    </a:xfrm>
+                    <a:prstGeom prst="rect">
+                      <a:avLst/>
+                    </a:prstGeom>
+                    <a:noFill/>
+                  </pic:spPr>
+                </pic:pic>
+              </a:graphicData>
+            </a:graphic>
+          </wp:inline>
+        </w:drawing>
+      </w:r>
+    </w:p>
+    <w:p>
+      <w:pPr>
+        <w:pStyle w:val="Carcentrado"/>
+        <w:rPr/>
+      </w:pPr>
+      <w:r>
+        <w:rPr/>
+        <w:t xml:space="preserve">Figura </w:t>
+      </w:r>
+      <w:bookmarkStart w:id="16" w:name="&lt;&lt;RefFigura_entrevistado_5&gt;&gt;"/>
+      <w:r>
+        <w:rPr/>
+        <w:fldChar w:fldCharType="begin"/>
+      </w:r>
+      <w:r>
+        <w:rPr/>
+        <w:instrText xml:space="preserve"> SEQ Figura \* ARABIC </w:instrText>
+      </w:r>
+      <w:r>
+        <w:rPr/>
+        <w:fldChar w:fldCharType="separate"/>
+      </w:r>
+      <w:r>
+        <w:rPr/>
+        <w:t>10</w:t>
+      </w:r>
+      <w:r>
+        <w:rPr/>
+        <w:fldChar w:fldCharType="end"/>
+      </w:r>
+      <w:bookmarkEnd w:id="16"/>
+      <w:r>
+        <w:rPr/>
+        <w:t>. Alien, compatibilidad = 8</w:t>
+      </w:r>
+    </w:p>
+    <w:p>
+      <w:pPr>
+        <w:pStyle w:val="Normal"/>
+        <w:rPr/>
+      </w:pPr>
+      <w:r>
+        <w:rPr/>
+      </w:r>
+    </w:p>
+    <w:p>
+      <w:pPr>
+        <w:pStyle w:val="Normal"/>
+        <w:rPr/>
+      </w:pPr>
+      <w:r>
+        <w:rPr/>
+      </w:r>
+    </w:p>
+    <w:p>
+      <w:pPr>
+        <w:pStyle w:val="Normal"/>
+        <w:rPr/>
+      </w:pPr>
+      <w:r>
+        <w:rPr/>
+      </w:r>
+    </w:p>
+    <w:p>
+      <w:pPr>
+        <w:pStyle w:val="Normal"/>
+        <w:rPr/>
+      </w:pPr>
+      <w:r>
+        <w:rPr/>
+        <w:t>Ahora puedes comparar como cambian los párrafos en función de la cantidad de entrevistados por día. Hacer los párrafos desde el código permite muchas ventajas que una plantilla estática no permite.</w:t>
+      </w:r>
+    </w:p>
+    <w:p>
+      <w:pPr>
+        <w:pStyle w:val="Normal"/>
+        <w:rPr/>
+      </w:pPr>
+      <w:r>
+        <w:rPr/>
+      </w:r>
+    </w:p>
+    <w:p>
+      <w:pPr>
+        <w:pStyle w:val="Normal"/>
+        <w:rPr/>
+      </w:pPr>
+      <w:r>
+        <w:rPr/>
+        <w:t>Esto es todo por este tutorial, espero que te haya gustado y que te sirva mucho en tus procesos de automatización.</w:t>
+      </w:r>
+    </w:p>
+    <w:p>
+      <w:pPr>
+        <w:pStyle w:val="Normal"/>
+        <w:rPr/>
+      </w:pPr>
+      <w:r>
+        <w:rPr/>
       </w:r>
     </w:p>
     <w:sectPr>
@@ -2031,244 +3598,6 @@
   <w:abstractNum w:abstractNumId="1">
     <w:lvl w:ilvl="0">
       <w:start w:val="1"/>
-      <w:numFmt w:val="none"/>
-      <w:suff w:val="nothing"/>
-      <w:lvlText w:val=""/>
-      <w:lvlJc w:val="start"/>
-      <w:pPr>
-        <w:tabs>
-          <w:tab w:val="num" w:pos="0"/>
-        </w:tabs>
-        <w:ind w:start="0" w:hanging="0"/>
-      </w:pPr>
-    </w:lvl>
-    <w:lvl w:ilvl="1">
-      <w:start w:val="1"/>
-      <w:numFmt w:val="none"/>
-      <w:suff w:val="nothing"/>
-      <w:lvlText w:val=""/>
-      <w:lvlJc w:val="start"/>
-      <w:pPr>
-        <w:tabs>
-          <w:tab w:val="num" w:pos="0"/>
-        </w:tabs>
-        <w:ind w:start="0" w:hanging="0"/>
-      </w:pPr>
-    </w:lvl>
-    <w:lvl w:ilvl="2">
-      <w:start w:val="1"/>
-      <w:numFmt w:val="none"/>
-      <w:suff w:val="nothing"/>
-      <w:lvlText w:val=""/>
-      <w:lvlJc w:val="start"/>
-      <w:pPr>
-        <w:tabs>
-          <w:tab w:val="num" w:pos="0"/>
-        </w:tabs>
-        <w:ind w:start="0" w:hanging="0"/>
-      </w:pPr>
-    </w:lvl>
-    <w:lvl w:ilvl="3">
-      <w:start w:val="1"/>
-      <w:numFmt w:val="none"/>
-      <w:suff w:val="nothing"/>
-      <w:lvlText w:val=""/>
-      <w:lvlJc w:val="start"/>
-      <w:pPr>
-        <w:tabs>
-          <w:tab w:val="num" w:pos="0"/>
-        </w:tabs>
-        <w:ind w:start="0" w:hanging="0"/>
-      </w:pPr>
-    </w:lvl>
-    <w:lvl w:ilvl="4">
-      <w:start w:val="1"/>
-      <w:numFmt w:val="none"/>
-      <w:suff w:val="nothing"/>
-      <w:lvlText w:val=""/>
-      <w:lvlJc w:val="start"/>
-      <w:pPr>
-        <w:tabs>
-          <w:tab w:val="num" w:pos="0"/>
-        </w:tabs>
-        <w:ind w:start="0" w:hanging="0"/>
-      </w:pPr>
-    </w:lvl>
-    <w:lvl w:ilvl="5">
-      <w:start w:val="1"/>
-      <w:numFmt w:val="none"/>
-      <w:suff w:val="nothing"/>
-      <w:lvlText w:val=""/>
-      <w:lvlJc w:val="start"/>
-      <w:pPr>
-        <w:tabs>
-          <w:tab w:val="num" w:pos="0"/>
-        </w:tabs>
-        <w:ind w:start="0" w:hanging="0"/>
-      </w:pPr>
-    </w:lvl>
-    <w:lvl w:ilvl="6">
-      <w:start w:val="1"/>
-      <w:numFmt w:val="none"/>
-      <w:suff w:val="nothing"/>
-      <w:lvlText w:val=""/>
-      <w:lvlJc w:val="start"/>
-      <w:pPr>
-        <w:tabs>
-          <w:tab w:val="num" w:pos="0"/>
-        </w:tabs>
-        <w:ind w:start="0" w:hanging="0"/>
-      </w:pPr>
-    </w:lvl>
-    <w:lvl w:ilvl="7">
-      <w:start w:val="1"/>
-      <w:numFmt w:val="none"/>
-      <w:suff w:val="nothing"/>
-      <w:lvlText w:val=""/>
-      <w:lvlJc w:val="start"/>
-      <w:pPr>
-        <w:tabs>
-          <w:tab w:val="num" w:pos="0"/>
-        </w:tabs>
-        <w:ind w:start="0" w:hanging="0"/>
-      </w:pPr>
-    </w:lvl>
-    <w:lvl w:ilvl="8">
-      <w:start w:val="1"/>
-      <w:numFmt w:val="none"/>
-      <w:suff w:val="nothing"/>
-      <w:lvlText w:val=""/>
-      <w:lvlJc w:val="start"/>
-      <w:pPr>
-        <w:tabs>
-          <w:tab w:val="num" w:pos="0"/>
-        </w:tabs>
-        <w:ind w:start="0" w:hanging="0"/>
-      </w:pPr>
-    </w:lvl>
-  </w:abstractNum>
-  <w:abstractNum w:abstractNumId="2">
-    <w:lvl w:ilvl="0">
-      <w:start w:val="1"/>
-      <w:numFmt w:val="decimal"/>
-      <w:lvlText w:val="%1."/>
-      <w:lvlJc w:val="start"/>
-      <w:pPr>
-        <w:tabs>
-          <w:tab w:val="num" w:pos="0"/>
-        </w:tabs>
-        <w:ind w:start="720" w:hanging="360"/>
-      </w:pPr>
-      <w:rPr/>
-    </w:lvl>
-    <w:lvl w:ilvl="1">
-      <w:start w:val="1"/>
-      <w:numFmt w:val="lowerLetter"/>
-      <w:lvlText w:val="%2."/>
-      <w:lvlJc w:val="start"/>
-      <w:pPr>
-        <w:tabs>
-          <w:tab w:val="num" w:pos="0"/>
-        </w:tabs>
-        <w:ind w:start="1440" w:hanging="360"/>
-      </w:pPr>
-      <w:rPr/>
-    </w:lvl>
-    <w:lvl w:ilvl="2">
-      <w:start w:val="1"/>
-      <w:numFmt w:val="lowerRoman"/>
-      <w:lvlText w:val="%3."/>
-      <w:lvlJc w:val="end"/>
-      <w:pPr>
-        <w:tabs>
-          <w:tab w:val="num" w:pos="0"/>
-        </w:tabs>
-        <w:ind w:start="2160" w:hanging="180"/>
-      </w:pPr>
-      <w:rPr/>
-    </w:lvl>
-    <w:lvl w:ilvl="3">
-      <w:start w:val="1"/>
-      <w:numFmt w:val="decimal"/>
-      <w:lvlText w:val="%4."/>
-      <w:lvlJc w:val="start"/>
-      <w:pPr>
-        <w:tabs>
-          <w:tab w:val="num" w:pos="0"/>
-        </w:tabs>
-        <w:ind w:start="2880" w:hanging="360"/>
-      </w:pPr>
-      <w:rPr/>
-    </w:lvl>
-    <w:lvl w:ilvl="4">
-      <w:start w:val="1"/>
-      <w:numFmt w:val="lowerLetter"/>
-      <w:lvlText w:val="%5."/>
-      <w:lvlJc w:val="start"/>
-      <w:pPr>
-        <w:tabs>
-          <w:tab w:val="num" w:pos="0"/>
-        </w:tabs>
-        <w:ind w:start="3600" w:hanging="360"/>
-      </w:pPr>
-      <w:rPr/>
-    </w:lvl>
-    <w:lvl w:ilvl="5">
-      <w:start w:val="1"/>
-      <w:numFmt w:val="lowerRoman"/>
-      <w:lvlText w:val="%6."/>
-      <w:lvlJc w:val="end"/>
-      <w:pPr>
-        <w:tabs>
-          <w:tab w:val="num" w:pos="0"/>
-        </w:tabs>
-        <w:ind w:start="4320" w:hanging="180"/>
-      </w:pPr>
-      <w:rPr/>
-    </w:lvl>
-    <w:lvl w:ilvl="6">
-      <w:start w:val="1"/>
-      <w:numFmt w:val="decimal"/>
-      <w:lvlText w:val="%7."/>
-      <w:lvlJc w:val="start"/>
-      <w:pPr>
-        <w:tabs>
-          <w:tab w:val="num" w:pos="0"/>
-        </w:tabs>
-        <w:ind w:start="5040" w:hanging="360"/>
-      </w:pPr>
-      <w:rPr/>
-    </w:lvl>
-    <w:lvl w:ilvl="7">
-      <w:start w:val="1"/>
-      <w:numFmt w:val="lowerLetter"/>
-      <w:lvlText w:val="%8."/>
-      <w:lvlJc w:val="start"/>
-      <w:pPr>
-        <w:tabs>
-          <w:tab w:val="num" w:pos="0"/>
-        </w:tabs>
-        <w:ind w:start="5760" w:hanging="360"/>
-      </w:pPr>
-      <w:rPr/>
-    </w:lvl>
-    <w:lvl w:ilvl="8">
-      <w:start w:val="1"/>
-      <w:numFmt w:val="lowerRoman"/>
-      <w:lvlText w:val="%9."/>
-      <w:lvlJc w:val="end"/>
-      <w:pPr>
-        <w:tabs>
-          <w:tab w:val="num" w:pos="0"/>
-        </w:tabs>
-        <w:ind w:start="6480" w:hanging="180"/>
-      </w:pPr>
-      <w:rPr/>
-    </w:lvl>
-  </w:abstractNum>
-  <w:abstractNum w:abstractNumId="3">
-    <w:lvl w:ilvl="0">
-      <w:start w:val="1"/>
       <w:numFmt w:val="bullet"/>
       <w:lvlText w:val=""/>
       <w:lvlJc w:val="start"/>
@@ -2403,14 +3732,130 @@
       </w:rPr>
     </w:lvl>
   </w:abstractNum>
+  <w:abstractNum w:abstractNumId="2">
+    <w:lvl w:ilvl="0">
+      <w:start w:val="1"/>
+      <w:numFmt w:val="none"/>
+      <w:suff w:val="nothing"/>
+      <w:lvlText w:val=""/>
+      <w:lvlJc w:val="start"/>
+      <w:pPr>
+        <w:tabs>
+          <w:tab w:val="num" w:pos="0"/>
+        </w:tabs>
+        <w:ind w:start="0" w:hanging="0"/>
+      </w:pPr>
+    </w:lvl>
+    <w:lvl w:ilvl="1">
+      <w:start w:val="1"/>
+      <w:numFmt w:val="none"/>
+      <w:suff w:val="nothing"/>
+      <w:lvlText w:val=""/>
+      <w:lvlJc w:val="start"/>
+      <w:pPr>
+        <w:tabs>
+          <w:tab w:val="num" w:pos="0"/>
+        </w:tabs>
+        <w:ind w:start="0" w:hanging="0"/>
+      </w:pPr>
+    </w:lvl>
+    <w:lvl w:ilvl="2">
+      <w:start w:val="1"/>
+      <w:numFmt w:val="none"/>
+      <w:suff w:val="nothing"/>
+      <w:lvlText w:val=""/>
+      <w:lvlJc w:val="start"/>
+      <w:pPr>
+        <w:tabs>
+          <w:tab w:val="num" w:pos="0"/>
+        </w:tabs>
+        <w:ind w:start="0" w:hanging="0"/>
+      </w:pPr>
+    </w:lvl>
+    <w:lvl w:ilvl="3">
+      <w:start w:val="1"/>
+      <w:numFmt w:val="none"/>
+      <w:suff w:val="nothing"/>
+      <w:lvlText w:val=""/>
+      <w:lvlJc w:val="start"/>
+      <w:pPr>
+        <w:tabs>
+          <w:tab w:val="num" w:pos="0"/>
+        </w:tabs>
+        <w:ind w:start="0" w:hanging="0"/>
+      </w:pPr>
+    </w:lvl>
+    <w:lvl w:ilvl="4">
+      <w:start w:val="1"/>
+      <w:numFmt w:val="none"/>
+      <w:suff w:val="nothing"/>
+      <w:lvlText w:val=""/>
+      <w:lvlJc w:val="start"/>
+      <w:pPr>
+        <w:tabs>
+          <w:tab w:val="num" w:pos="0"/>
+        </w:tabs>
+        <w:ind w:start="0" w:hanging="0"/>
+      </w:pPr>
+    </w:lvl>
+    <w:lvl w:ilvl="5">
+      <w:start w:val="1"/>
+      <w:numFmt w:val="none"/>
+      <w:suff w:val="nothing"/>
+      <w:lvlText w:val=""/>
+      <w:lvlJc w:val="start"/>
+      <w:pPr>
+        <w:tabs>
+          <w:tab w:val="num" w:pos="0"/>
+        </w:tabs>
+        <w:ind w:start="0" w:hanging="0"/>
+      </w:pPr>
+    </w:lvl>
+    <w:lvl w:ilvl="6">
+      <w:start w:val="1"/>
+      <w:numFmt w:val="none"/>
+      <w:suff w:val="nothing"/>
+      <w:lvlText w:val=""/>
+      <w:lvlJc w:val="start"/>
+      <w:pPr>
+        <w:tabs>
+          <w:tab w:val="num" w:pos="0"/>
+        </w:tabs>
+        <w:ind w:start="0" w:hanging="0"/>
+      </w:pPr>
+    </w:lvl>
+    <w:lvl w:ilvl="7">
+      <w:start w:val="1"/>
+      <w:numFmt w:val="none"/>
+      <w:suff w:val="nothing"/>
+      <w:lvlText w:val=""/>
+      <w:lvlJc w:val="start"/>
+      <w:pPr>
+        <w:tabs>
+          <w:tab w:val="num" w:pos="0"/>
+        </w:tabs>
+        <w:ind w:start="0" w:hanging="0"/>
+      </w:pPr>
+    </w:lvl>
+    <w:lvl w:ilvl="8">
+      <w:start w:val="1"/>
+      <w:numFmt w:val="none"/>
+      <w:suff w:val="nothing"/>
+      <w:lvlText w:val=""/>
+      <w:lvlJc w:val="start"/>
+      <w:pPr>
+        <w:tabs>
+          <w:tab w:val="num" w:pos="0"/>
+        </w:tabs>
+        <w:ind w:start="0" w:hanging="0"/>
+      </w:pPr>
+    </w:lvl>
+  </w:abstractNum>
   <w:num w:numId="1">
     <w:abstractNumId w:val="1"/>
   </w:num>
   <w:num w:numId="2">
     <w:abstractNumId w:val="2"/>
-  </w:num>
-  <w:num w:numId="3">
-    <w:abstractNumId w:val="3"/>
   </w:num>
 </w:numbering>
 </file>
@@ -2816,6 +4261,7 @@
     <w:rsid w:val="00853c36"/>
     <w:pPr>
       <w:widowControl/>
+      <w:suppressAutoHyphens w:val="true"/>
       <w:bidi w:val="0"/>
       <w:spacing w:lineRule="auto" w:line="360" w:before="0" w:after="0"/>
       <w:ind w:firstLine="425"/>
@@ -3201,7 +4647,7 @@
     <w:pPr>
       <w:numPr>
         <w:ilvl w:val="0"/>
-        <w:numId w:val="3"/>
+        <w:numId w:val="1"/>
       </w:numPr>
     </w:pPr>
     <w:rPr>
